--- a/templates/2 - cessão de crédito.docx
+++ b/templates/2 - cessão de crédito.docx
@@ -119,7 +119,21 @@
         <w:rPr>
           <w:sz w:val="23"/>
         </w:rPr>
-        <w:t>{{cpf_cnpj}}</w:t>
+        <w:t>{{</w:t>
+      </w:r>
+      <w:proofErr w:type="spellStart"/>
+      <w:r>
+        <w:rPr>
+          <w:sz w:val="23"/>
+        </w:rPr>
+        <w:t>cpf_cnpj</w:t>
+      </w:r>
+      <w:proofErr w:type="spellEnd"/>
+      <w:r>
+        <w:rPr>
+          <w:sz w:val="23"/>
+        </w:rPr>
+        <w:t>}}</w:t>
       </w:r>
       <w:r>
         <w:rPr>
@@ -152,13 +166,21 @@
         <w:rPr>
           <w:sz w:val="23"/>
         </w:rPr>
-        <w:t>{{endereco}}</w:t>
-      </w:r>
+        <w:t>{{</w:t>
+      </w:r>
+      <w:proofErr w:type="spellStart"/>
       <w:r>
         <w:rPr>
           <w:sz w:val="23"/>
         </w:rPr>
-        <w:t xml:space="preserve"> </w:t>
+        <w:t>endereco</w:t>
+      </w:r>
+      <w:proofErr w:type="spellEnd"/>
+      <w:r>
+        <w:rPr>
+          <w:sz w:val="23"/>
+        </w:rPr>
+        <w:t xml:space="preserve">}} </w:t>
       </w:r>
       <w:r>
         <w:rPr>
@@ -515,18 +537,7 @@
           <w:szCs w:val="20"/>
           <w:lang w:eastAsia="pt-BR"/>
         </w:rPr>
-        <w:t xml:space="preserve">dito de </w:t>
-      </w:r>
-      <w:r>
-        <w:rPr>
-          <w:rFonts w:asciiTheme="majorHAnsi" w:eastAsia="Times New Roman" w:hAnsiTheme="majorHAnsi" w:cstheme="majorHAnsi"/>
-          <w:b/>
-          <w:bCs/>
-          <w:sz w:val="20"/>
-          <w:szCs w:val="20"/>
-          <w:lang w:eastAsia="pt-BR"/>
-        </w:rPr>
-        <w:t>R$</w:t>
+        <w:t>dito de</w:t>
       </w:r>
       <w:r>
         <w:rPr>
@@ -545,6 +556,7 @@
         </w:rPr>
         <w:t>{{</w:t>
       </w:r>
+      <w:proofErr w:type="spellStart"/>
       <w:r>
         <w:rPr>
           <w:b/>
@@ -553,6 +565,7 @@
         </w:rPr>
         <w:t>valor_de_devolucao</w:t>
       </w:r>
+      <w:proofErr w:type="spellEnd"/>
       <w:r>
         <w:rPr>
           <w:b/>
@@ -575,8 +588,9 @@
           <w:bCs/>
           <w:sz w:val="23"/>
         </w:rPr>
-        <w:t>({{</w:t>
-      </w:r>
+        <w:t>{{</w:t>
+      </w:r>
+      <w:proofErr w:type="spellStart"/>
       <w:r>
         <w:rPr>
           <w:b/>
@@ -585,13 +599,14 @@
         </w:rPr>
         <w:t>valor_extenso</w:t>
       </w:r>
+      <w:proofErr w:type="spellEnd"/>
       <w:r>
         <w:rPr>
           <w:b/>
           <w:bCs/>
           <w:sz w:val="23"/>
         </w:rPr>
-        <w:t>}})</w:t>
+        <w:t>}}</w:t>
       </w:r>
       <w:r>
         <w:rPr>
@@ -797,6 +812,7 @@
         </w:rPr>
         <w:t>{{</w:t>
       </w:r>
+      <w:proofErr w:type="spellStart"/>
       <w:r>
         <w:rPr>
           <w:rFonts w:cstheme="minorHAnsi"/>
@@ -805,6 +821,7 @@
         </w:rPr>
         <w:t>nota_ps</w:t>
       </w:r>
+      <w:proofErr w:type="spellEnd"/>
       <w:r>
         <w:rPr>
           <w:rFonts w:cstheme="minorHAnsi"/>
@@ -1688,7 +1705,21 @@
               <w:rPr>
                 <w:sz w:val="23"/>
               </w:rPr>
-              <w:t>{{cpf_cnpj}}</w:t>
+              <w:t>{{</w:t>
+            </w:r>
+            <w:proofErr w:type="spellStart"/>
+            <w:r>
+              <w:rPr>
+                <w:sz w:val="23"/>
+              </w:rPr>
+              <w:t>cpf_cnpj</w:t>
+            </w:r>
+            <w:proofErr w:type="spellEnd"/>
+            <w:r>
+              <w:rPr>
+                <w:sz w:val="23"/>
+              </w:rPr>
+              <w:t>}}</w:t>
             </w:r>
             <w:r>
               <w:rPr>
@@ -3287,6 +3318,7 @@
   <w:style w:type="character" w:default="1" w:styleId="Fontepargpadro">
     <w:name w:val="Default Paragraph Font"/>
     <w:uiPriority w:val="1"/>
+    <w:semiHidden/>
     <w:unhideWhenUsed/>
   </w:style>
   <w:style w:type="table" w:default="1" w:styleId="Tabelanormal">

--- a/templates/2 - cessão de crédito.docx
+++ b/templates/2 - cessão de crédito.docx
@@ -597,7 +597,7 @@
           <w:bCs/>
           <w:sz w:val="23"/>
         </w:rPr>
-        <w:t>valor_extenso</w:t>
+        <w:t>valor_devolucao_extenso</w:t>
       </w:r>
       <w:proofErr w:type="spellEnd"/>
       <w:r>
@@ -3318,7 +3318,6 @@
   <w:style w:type="character" w:default="1" w:styleId="Fontepargpadro">
     <w:name w:val="Default Paragraph Font"/>
     <w:uiPriority w:val="1"/>
-    <w:semiHidden/>
     <w:unhideWhenUsed/>
   </w:style>
   <w:style w:type="table" w:default="1" w:styleId="Tabelanormal">

--- a/templates/2 - cessão de crédito.docx
+++ b/templates/2 - cessão de crédito.docx
@@ -73,114 +73,118 @@
       </w:r>
       <w:r>
         <w:rPr>
+          <w:sz w:val="20"/>
+          <w:szCs w:val="20"/>
+        </w:rPr>
+        <w:t>{{nome}}</w:t>
+      </w:r>
+      <w:r>
+        <w:rPr>
+          <w:rFonts w:asciiTheme="majorHAnsi" w:eastAsia="Times New Roman" w:hAnsiTheme="majorHAnsi" w:cstheme="majorHAnsi"/>
+          <w:sz w:val="20"/>
+          <w:szCs w:val="20"/>
+          <w:lang w:eastAsia="pt-BR"/>
+        </w:rPr>
+        <w:t xml:space="preserve"> </w:t>
+      </w:r>
+      <w:r>
+        <w:rPr>
+          <w:rFonts w:asciiTheme="majorHAnsi" w:eastAsia="Times New Roman" w:hAnsiTheme="majorHAnsi" w:cstheme="majorHAnsi"/>
+          <w:b/>
+          <w:sz w:val="20"/>
+          <w:szCs w:val="20"/>
+          <w:lang w:eastAsia="pt-BR"/>
+        </w:rPr>
+        <w:t>CPF/CNPJ</w:t>
+      </w:r>
+      <w:r>
+        <w:rPr>
+          <w:rFonts w:asciiTheme="majorHAnsi" w:eastAsia="Times New Roman" w:hAnsiTheme="majorHAnsi" w:cstheme="majorHAnsi"/>
+          <w:b/>
+          <w:sz w:val="20"/>
+          <w:szCs w:val="20"/>
+          <w:lang w:eastAsia="pt-BR"/>
+        </w:rPr>
+        <w:t xml:space="preserve"> </w:t>
+      </w:r>
+      <w:r>
+        <w:rPr>
+          <w:sz w:val="20"/>
+          <w:szCs w:val="20"/>
+        </w:rPr>
+        <w:t>{{</w:t>
+      </w:r>
+      <w:proofErr w:type="spellStart"/>
+      <w:r>
+        <w:rPr>
+          <w:sz w:val="20"/>
+          <w:szCs w:val="20"/>
+        </w:rPr>
+        <w:t>cpf_cnpj</w:t>
+      </w:r>
+      <w:proofErr w:type="spellEnd"/>
+      <w:r>
+        <w:rPr>
+          <w:sz w:val="20"/>
+          <w:szCs w:val="20"/>
+        </w:rPr>
+        <w:t>}}</w:t>
+      </w:r>
+      <w:r>
+        <w:rPr>
+          <w:rFonts w:asciiTheme="majorHAnsi" w:eastAsia="Times New Roman" w:hAnsiTheme="majorHAnsi" w:cstheme="majorHAnsi"/>
+          <w:sz w:val="20"/>
+          <w:szCs w:val="20"/>
+          <w:lang w:eastAsia="pt-BR"/>
+        </w:rPr>
+        <w:t xml:space="preserve"> residente </w:t>
+      </w:r>
+      <w:r>
+        <w:rPr>
+          <w:rFonts w:asciiTheme="majorHAnsi" w:eastAsia="Times New Roman" w:hAnsiTheme="majorHAnsi" w:cstheme="majorHAnsi"/>
+          <w:sz w:val="20"/>
+          <w:szCs w:val="20"/>
+          <w:lang w:eastAsia="pt-BR"/>
+        </w:rPr>
+        <w:t>na</w:t>
+      </w:r>
+      <w:r>
+        <w:rPr>
+          <w:rFonts w:asciiTheme="majorHAnsi" w:eastAsia="Times New Roman" w:hAnsiTheme="majorHAnsi" w:cstheme="majorHAnsi"/>
+          <w:sz w:val="20"/>
+          <w:szCs w:val="20"/>
+          <w:lang w:eastAsia="pt-BR"/>
+        </w:rPr>
+        <w:t xml:space="preserve"> </w:t>
+      </w:r>
+      <w:r>
+        <w:rPr>
+          <w:sz w:val="20"/>
+          <w:szCs w:val="20"/>
+        </w:rPr>
+        <w:t>{{</w:t>
+      </w:r>
+      <w:proofErr w:type="spellStart"/>
+      <w:r>
+        <w:rPr>
+          <w:sz w:val="20"/>
+          <w:szCs w:val="20"/>
+        </w:rPr>
+        <w:t>endereco</w:t>
+      </w:r>
+      <w:proofErr w:type="spellEnd"/>
+      <w:r>
+        <w:rPr>
+          <w:sz w:val="20"/>
+          <w:szCs w:val="20"/>
+        </w:rPr>
+        <w:t>}}</w:t>
+      </w:r>
+      <w:r>
+        <w:rPr>
           <w:sz w:val="23"/>
         </w:rPr>
-        <w:t>{{ nome }}</w:t>
-      </w:r>
-      <w:r>
-        <w:rPr>
-          <w:rFonts w:asciiTheme="majorHAnsi" w:eastAsia="Times New Roman" w:hAnsiTheme="majorHAnsi" w:cstheme="majorHAnsi"/>
-          <w:sz w:val="20"/>
-          <w:szCs w:val="20"/>
-          <w:lang w:eastAsia="pt-BR"/>
-        </w:rPr>
         <w:t xml:space="preserve"> </w:t>
-      </w:r>
-      <w:r>
-        <w:rPr>
-          <w:rFonts w:asciiTheme="majorHAnsi" w:eastAsia="Times New Roman" w:hAnsiTheme="majorHAnsi" w:cstheme="majorHAnsi"/>
-          <w:sz w:val="20"/>
-          <w:szCs w:val="20"/>
-          <w:lang w:eastAsia="pt-BR"/>
-        </w:rPr>
-        <w:t xml:space="preserve">  </w:t>
-      </w:r>
-      <w:r>
-        <w:rPr>
-          <w:rFonts w:asciiTheme="majorHAnsi" w:eastAsia="Times New Roman" w:hAnsiTheme="majorHAnsi" w:cstheme="majorHAnsi"/>
-          <w:b/>
-          <w:sz w:val="20"/>
-          <w:szCs w:val="20"/>
-          <w:lang w:eastAsia="pt-BR"/>
-        </w:rPr>
-        <w:t>CPF/CNPJ</w:t>
-      </w:r>
-      <w:r>
-        <w:rPr>
-          <w:rFonts w:asciiTheme="majorHAnsi" w:eastAsia="Times New Roman" w:hAnsiTheme="majorHAnsi" w:cstheme="majorHAnsi"/>
-          <w:b/>
-          <w:sz w:val="20"/>
-          <w:szCs w:val="20"/>
-          <w:lang w:eastAsia="pt-BR"/>
-        </w:rPr>
-        <w:t xml:space="preserve"> </w:t>
-      </w:r>
-      <w:r>
-        <w:rPr>
-          <w:sz w:val="23"/>
-        </w:rPr>
-        <w:t>{{</w:t>
-      </w:r>
-      <w:proofErr w:type="spellStart"/>
-      <w:r>
-        <w:rPr>
-          <w:sz w:val="23"/>
-        </w:rPr>
-        <w:t>cpf_cnpj</w:t>
-      </w:r>
-      <w:proofErr w:type="spellEnd"/>
-      <w:r>
-        <w:rPr>
-          <w:sz w:val="23"/>
-        </w:rPr>
-        <w:t>}}</w:t>
-      </w:r>
-      <w:r>
-        <w:rPr>
-          <w:rFonts w:asciiTheme="majorHAnsi" w:eastAsia="Times New Roman" w:hAnsiTheme="majorHAnsi" w:cstheme="majorHAnsi"/>
-          <w:sz w:val="20"/>
-          <w:szCs w:val="20"/>
-          <w:lang w:eastAsia="pt-BR"/>
-        </w:rPr>
-        <w:t xml:space="preserve">  residente </w:t>
-      </w:r>
-      <w:r>
-        <w:rPr>
-          <w:rFonts w:asciiTheme="majorHAnsi" w:eastAsia="Times New Roman" w:hAnsiTheme="majorHAnsi" w:cstheme="majorHAnsi"/>
-          <w:sz w:val="20"/>
-          <w:szCs w:val="20"/>
-          <w:lang w:eastAsia="pt-BR"/>
-        </w:rPr>
-        <w:t>na</w:t>
-      </w:r>
-      <w:r>
-        <w:rPr>
-          <w:rFonts w:asciiTheme="majorHAnsi" w:eastAsia="Times New Roman" w:hAnsiTheme="majorHAnsi" w:cstheme="majorHAnsi"/>
-          <w:sz w:val="20"/>
-          <w:szCs w:val="20"/>
-          <w:lang w:eastAsia="pt-BR"/>
-        </w:rPr>
-        <w:t xml:space="preserve"> </w:t>
-      </w:r>
-      <w:r>
-        <w:rPr>
-          <w:sz w:val="23"/>
-        </w:rPr>
-        <w:t>{{</w:t>
-      </w:r>
-      <w:proofErr w:type="spellStart"/>
-      <w:r>
-        <w:rPr>
-          <w:sz w:val="23"/>
-        </w:rPr>
-        <w:t>endereco</w:t>
-      </w:r>
-      <w:proofErr w:type="spellEnd"/>
-      <w:r>
-        <w:rPr>
-          <w:sz w:val="23"/>
-        </w:rPr>
-        <w:t xml:space="preserve">}} </w:t>
       </w:r>
       <w:r>
         <w:rPr>
@@ -552,7 +556,8 @@
         <w:rPr>
           <w:b/>
           <w:bCs/>
-          <w:sz w:val="23"/>
+          <w:sz w:val="20"/>
+          <w:szCs w:val="20"/>
         </w:rPr>
         <w:t>{{</w:t>
       </w:r>
@@ -561,7 +566,8 @@
         <w:rPr>
           <w:b/>
           <w:bCs/>
-          <w:sz w:val="23"/>
+          <w:sz w:val="20"/>
+          <w:szCs w:val="20"/>
         </w:rPr>
         <w:t>valor_de_devolucao</w:t>
       </w:r>
@@ -570,7 +576,8 @@
         <w:rPr>
           <w:b/>
           <w:bCs/>
-          <w:sz w:val="23"/>
+          <w:sz w:val="20"/>
+          <w:szCs w:val="20"/>
         </w:rPr>
         <w:t>}}</w:t>
       </w:r>
@@ -578,7 +585,8 @@
         <w:rPr>
           <w:b/>
           <w:bCs/>
-          <w:sz w:val="23"/>
+          <w:sz w:val="20"/>
+          <w:szCs w:val="20"/>
         </w:rPr>
         <w:t xml:space="preserve"> </w:t>
       </w:r>
@@ -586,7 +594,8 @@
         <w:rPr>
           <w:b/>
           <w:bCs/>
-          <w:sz w:val="23"/>
+          <w:sz w:val="20"/>
+          <w:szCs w:val="20"/>
         </w:rPr>
         <w:t>{{</w:t>
       </w:r>
@@ -595,7 +604,8 @@
         <w:rPr>
           <w:b/>
           <w:bCs/>
-          <w:sz w:val="23"/>
+          <w:sz w:val="20"/>
+          <w:szCs w:val="20"/>
         </w:rPr>
         <w:t>valor_devolucao_extenso</w:t>
       </w:r>
@@ -604,7 +614,8 @@
         <w:rPr>
           <w:b/>
           <w:bCs/>
-          <w:sz w:val="23"/>
+          <w:sz w:val="20"/>
+          <w:szCs w:val="20"/>
         </w:rPr>
         <w:t>}}</w:t>
       </w:r>
@@ -818,6 +829,8 @@
           <w:rFonts w:cstheme="minorHAnsi"/>
           <w:b/>
           <w:bCs/>
+          <w:sz w:val="20"/>
+          <w:szCs w:val="20"/>
         </w:rPr>
         <w:t>nota_ps</w:t>
       </w:r>
@@ -827,6 +840,8 @@
           <w:rFonts w:cstheme="minorHAnsi"/>
           <w:b/>
           <w:bCs/>
+          <w:sz w:val="20"/>
+          <w:szCs w:val="20"/>
         </w:rPr>
         <w:t>}}</w:t>
       </w:r>
@@ -1566,31 +1581,30 @@
     <w:p>
       <w:pPr>
         <w:spacing w:before="100" w:beforeAutospacing="1" w:after="100" w:afterAutospacing="1"/>
-        <w:jc w:val="right"/>
+        <w:jc w:val="center"/>
         <w:rPr>
           <w:rFonts w:cstheme="minorHAnsi"/>
         </w:rPr>
       </w:pPr>
       <w:r>
         <w:rPr>
-          <w:rFonts w:asciiTheme="majorHAnsi" w:eastAsia="Times New Roman" w:hAnsiTheme="majorHAnsi" w:cstheme="majorHAnsi"/>
-          <w:sz w:val="20"/>
-          <w:szCs w:val="20"/>
-          <w:lang w:eastAsia="pt-BR"/>
-        </w:rPr>
-        <w:t xml:space="preserve">                                                                                                                                                       </w:t>
-      </w:r>
-      <w:r>
-        <w:rPr>
           <w:rFonts w:cstheme="minorHAnsi"/>
         </w:rPr>
+        <w:t xml:space="preserve">                                                                                                                                         </w:t>
+      </w:r>
+      <w:r>
+        <w:rPr>
+          <w:rFonts w:cstheme="minorHAnsi"/>
+        </w:rPr>
         <w:t xml:space="preserve">Concórdia/SC </w:t>
       </w:r>
       <w:r>
         <w:rPr>
           <w:rFonts w:cstheme="minorHAnsi"/>
-        </w:rPr>
-        <w:t xml:space="preserve">{{data}}  </w:t>
+          <w:sz w:val="20"/>
+          <w:szCs w:val="20"/>
+        </w:rPr>
+        <w:t>{{data}}</w:t>
       </w:r>
     </w:p>
     <w:tbl>
@@ -1649,11 +1663,21 @@
               </w:rPr>
               <w:t xml:space="preserve">Cedente </w:t>
             </w:r>
+            <w:proofErr w:type="gramStart"/>
             <w:r>
               <w:rPr>
-                <w:sz w:val="23"/>
-              </w:rPr>
-              <w:t>{{ nome }}</w:t>
+                <w:sz w:val="20"/>
+                <w:szCs w:val="20"/>
+              </w:rPr>
+              <w:t>{{ nome</w:t>
+            </w:r>
+            <w:proofErr w:type="gramEnd"/>
+            <w:r>
+              <w:rPr>
+                <w:sz w:val="20"/>
+                <w:szCs w:val="20"/>
+              </w:rPr>
+              <w:t xml:space="preserve"> }}</w:t>
             </w:r>
             <w:r>
               <w:rPr>
@@ -1703,21 +1727,24 @@
             </w:r>
             <w:r>
               <w:rPr>
-                <w:sz w:val="23"/>
+                <w:sz w:val="20"/>
+                <w:szCs w:val="20"/>
               </w:rPr>
               <w:t>{{</w:t>
             </w:r>
             <w:proofErr w:type="spellStart"/>
             <w:r>
               <w:rPr>
-                <w:sz w:val="23"/>
+                <w:sz w:val="20"/>
+                <w:szCs w:val="20"/>
               </w:rPr>
               <w:t>cpf_cnpj</w:t>
             </w:r>
             <w:proofErr w:type="spellEnd"/>
             <w:r>
               <w:rPr>
-                <w:sz w:val="23"/>
+                <w:sz w:val="20"/>
+                <w:szCs w:val="20"/>
               </w:rPr>
               <w:t>}}</w:t>
             </w:r>
@@ -1972,6 +1999,7 @@
             <w:pPr>
               <w:rPr>
                 <w:rFonts w:asciiTheme="majorHAnsi" w:hAnsiTheme="majorHAnsi" w:cstheme="majorHAnsi"/>
+                <w:b/>
                 <w:sz w:val="20"/>
                 <w:szCs w:val="20"/>
               </w:rPr>
@@ -1985,6 +2013,15 @@
               </w:rPr>
               <w:t>CPF:</w:t>
             </w:r>
+          </w:p>
+          <w:p>
+            <w:pPr>
+              <w:rPr>
+                <w:rFonts w:asciiTheme="majorHAnsi" w:hAnsiTheme="majorHAnsi" w:cstheme="majorHAnsi"/>
+                <w:sz w:val="20"/>
+                <w:szCs w:val="20"/>
+              </w:rPr>
+            </w:pPr>
           </w:p>
         </w:tc>
       </w:tr>
@@ -3318,6 +3355,7 @@
   <w:style w:type="character" w:default="1" w:styleId="Fontepargpadro">
     <w:name w:val="Default Paragraph Font"/>
     <w:uiPriority w:val="1"/>
+    <w:semiHidden/>
     <w:unhideWhenUsed/>
   </w:style>
   <w:style w:type="table" w:default="1" w:styleId="Tabelanormal">

--- a/templates/2 - cessão de crédito.docx
+++ b/templates/2 - cessão de crédito.docx
@@ -38,16 +38,16 @@
         <w:jc w:val="both"/>
         <w:rPr>
           <w:rFonts w:asciiTheme="majorHAnsi" w:eastAsia="Times New Roman" w:hAnsiTheme="majorHAnsi" w:cstheme="majorHAnsi"/>
-          <w:sz w:val="20"/>
-          <w:szCs w:val="20"/>
+          <w:sz w:val="18"/>
+          <w:szCs w:val="18"/>
           <w:lang w:eastAsia="pt-BR"/>
         </w:rPr>
       </w:pPr>
       <w:r>
         <w:rPr>
           <w:rFonts w:asciiTheme="majorHAnsi" w:eastAsia="Times New Roman" w:hAnsiTheme="majorHAnsi" w:cstheme="majorHAnsi"/>
-          <w:sz w:val="20"/>
-          <w:szCs w:val="20"/>
+          <w:sz w:val="18"/>
+          <w:szCs w:val="18"/>
           <w:lang w:eastAsia="pt-BR"/>
         </w:rPr>
         <w:t xml:space="preserve">Pelo presente instrumento particular de cessão de crédito, de um lado como </w:t>
@@ -56,8 +56,8 @@
         <w:rPr>
           <w:rFonts w:asciiTheme="majorHAnsi" w:eastAsia="Times New Roman" w:hAnsiTheme="majorHAnsi" w:cstheme="majorHAnsi"/>
           <w:b/>
-          <w:sz w:val="20"/>
-          <w:szCs w:val="20"/>
+          <w:sz w:val="18"/>
+          <w:szCs w:val="18"/>
           <w:lang w:eastAsia="pt-BR"/>
         </w:rPr>
         <w:t>CEDENTE</w:t>
@@ -65,24 +65,24 @@
       <w:r>
         <w:rPr>
           <w:rFonts w:asciiTheme="majorHAnsi" w:eastAsia="Times New Roman" w:hAnsiTheme="majorHAnsi" w:cstheme="majorHAnsi"/>
-          <w:sz w:val="20"/>
-          <w:szCs w:val="20"/>
+          <w:sz w:val="18"/>
+          <w:szCs w:val="18"/>
           <w:lang w:eastAsia="pt-BR"/>
         </w:rPr>
         <w:t xml:space="preserve"> </w:t>
       </w:r>
       <w:r>
         <w:rPr>
-          <w:sz w:val="20"/>
-          <w:szCs w:val="20"/>
+          <w:sz w:val="18"/>
+          <w:szCs w:val="18"/>
         </w:rPr>
         <w:t>{{nome}}</w:t>
       </w:r>
       <w:r>
         <w:rPr>
           <w:rFonts w:asciiTheme="majorHAnsi" w:eastAsia="Times New Roman" w:hAnsiTheme="majorHAnsi" w:cstheme="majorHAnsi"/>
-          <w:sz w:val="20"/>
-          <w:szCs w:val="20"/>
+          <w:sz w:val="18"/>
+          <w:szCs w:val="18"/>
           <w:lang w:eastAsia="pt-BR"/>
         </w:rPr>
         <w:t xml:space="preserve"> </w:t>
@@ -91,113 +91,90 @@
         <w:rPr>
           <w:rFonts w:asciiTheme="majorHAnsi" w:eastAsia="Times New Roman" w:hAnsiTheme="majorHAnsi" w:cstheme="majorHAnsi"/>
           <w:b/>
-          <w:sz w:val="20"/>
-          <w:szCs w:val="20"/>
-          <w:lang w:eastAsia="pt-BR"/>
-        </w:rPr>
-        <w:t>CPF/CNPJ</w:t>
-      </w:r>
-      <w:r>
-        <w:rPr>
-          <w:rFonts w:asciiTheme="majorHAnsi" w:eastAsia="Times New Roman" w:hAnsiTheme="majorHAnsi" w:cstheme="majorHAnsi"/>
-          <w:b/>
-          <w:sz w:val="20"/>
-          <w:szCs w:val="20"/>
+          <w:sz w:val="18"/>
+          <w:szCs w:val="18"/>
+          <w:lang w:eastAsia="pt-BR"/>
+        </w:rPr>
+        <w:t xml:space="preserve">CPF/CNPJ </w:t>
+      </w:r>
+      <w:r>
+        <w:rPr>
+          <w:sz w:val="18"/>
+          <w:szCs w:val="18"/>
+        </w:rPr>
+        <w:t>{{</w:t>
+      </w:r>
+      <w:proofErr w:type="spellStart"/>
+      <w:r>
+        <w:rPr>
+          <w:sz w:val="18"/>
+          <w:szCs w:val="18"/>
+        </w:rPr>
+        <w:t>cpf_cnpj</w:t>
+      </w:r>
+      <w:proofErr w:type="spellEnd"/>
+      <w:r>
+        <w:rPr>
+          <w:sz w:val="18"/>
+          <w:szCs w:val="18"/>
+        </w:rPr>
+        <w:t>}}</w:t>
+      </w:r>
+      <w:r>
+        <w:rPr>
+          <w:rFonts w:asciiTheme="majorHAnsi" w:eastAsia="Times New Roman" w:hAnsiTheme="majorHAnsi" w:cstheme="majorHAnsi"/>
+          <w:sz w:val="18"/>
+          <w:szCs w:val="18"/>
+          <w:lang w:eastAsia="pt-BR"/>
+        </w:rPr>
+        <w:t xml:space="preserve"> residente </w:t>
+      </w:r>
+      <w:r>
+        <w:rPr>
+          <w:rFonts w:asciiTheme="majorHAnsi" w:eastAsia="Times New Roman" w:hAnsiTheme="majorHAnsi" w:cstheme="majorHAnsi"/>
+          <w:sz w:val="18"/>
+          <w:szCs w:val="18"/>
+          <w:lang w:eastAsia="pt-BR"/>
+        </w:rPr>
+        <w:t>na</w:t>
+      </w:r>
+      <w:r>
+        <w:rPr>
+          <w:rFonts w:asciiTheme="majorHAnsi" w:eastAsia="Times New Roman" w:hAnsiTheme="majorHAnsi" w:cstheme="majorHAnsi"/>
+          <w:sz w:val="18"/>
+          <w:szCs w:val="18"/>
           <w:lang w:eastAsia="pt-BR"/>
         </w:rPr>
         <w:t xml:space="preserve"> </w:t>
       </w:r>
       <w:r>
         <w:rPr>
-          <w:sz w:val="20"/>
-          <w:szCs w:val="20"/>
+          <w:sz w:val="18"/>
+          <w:szCs w:val="18"/>
         </w:rPr>
         <w:t>{{</w:t>
       </w:r>
       <w:proofErr w:type="spellStart"/>
       <w:r>
         <w:rPr>
-          <w:sz w:val="20"/>
-          <w:szCs w:val="20"/>
-        </w:rPr>
-        <w:t>cpf_cnpj</w:t>
+          <w:sz w:val="18"/>
+          <w:szCs w:val="18"/>
+        </w:rPr>
+        <w:t>endereco</w:t>
       </w:r>
       <w:proofErr w:type="spellEnd"/>
       <w:r>
         <w:rPr>
-          <w:sz w:val="20"/>
-          <w:szCs w:val="20"/>
-        </w:rPr>
-        <w:t>}}</w:t>
-      </w:r>
-      <w:r>
-        <w:rPr>
-          <w:rFonts w:asciiTheme="majorHAnsi" w:eastAsia="Times New Roman" w:hAnsiTheme="majorHAnsi" w:cstheme="majorHAnsi"/>
-          <w:sz w:val="20"/>
-          <w:szCs w:val="20"/>
-          <w:lang w:eastAsia="pt-BR"/>
-        </w:rPr>
-        <w:t xml:space="preserve"> residente </w:t>
-      </w:r>
-      <w:r>
-        <w:rPr>
-          <w:rFonts w:asciiTheme="majorHAnsi" w:eastAsia="Times New Roman" w:hAnsiTheme="majorHAnsi" w:cstheme="majorHAnsi"/>
-          <w:sz w:val="20"/>
-          <w:szCs w:val="20"/>
-          <w:lang w:eastAsia="pt-BR"/>
-        </w:rPr>
-        <w:t>na</w:t>
-      </w:r>
-      <w:r>
-        <w:rPr>
-          <w:rFonts w:asciiTheme="majorHAnsi" w:eastAsia="Times New Roman" w:hAnsiTheme="majorHAnsi" w:cstheme="majorHAnsi"/>
-          <w:sz w:val="20"/>
-          <w:szCs w:val="20"/>
-          <w:lang w:eastAsia="pt-BR"/>
-        </w:rPr>
-        <w:t xml:space="preserve"> </w:t>
-      </w:r>
-      <w:r>
-        <w:rPr>
-          <w:sz w:val="20"/>
-          <w:szCs w:val="20"/>
-        </w:rPr>
-        <w:t>{{</w:t>
-      </w:r>
-      <w:proofErr w:type="spellStart"/>
-      <w:r>
-        <w:rPr>
-          <w:sz w:val="20"/>
-          <w:szCs w:val="20"/>
-        </w:rPr>
-        <w:t>endereco</w:t>
-      </w:r>
-      <w:proofErr w:type="spellEnd"/>
-      <w:r>
-        <w:rPr>
-          <w:sz w:val="20"/>
-          <w:szCs w:val="20"/>
-        </w:rPr>
-        <w:t>}}</w:t>
-      </w:r>
-      <w:r>
-        <w:rPr>
-          <w:sz w:val="23"/>
-        </w:rPr>
-        <w:t xml:space="preserve"> </w:t>
-      </w:r>
-      <w:r>
-        <w:rPr>
-          <w:sz w:val="20"/>
-          <w:szCs w:val="20"/>
-        </w:rPr>
-        <w:t xml:space="preserve">na cidade de {{cidade}}. </w:t>
-      </w:r>
-      <w:r>
-        <w:rPr>
-          <w:rFonts w:asciiTheme="majorHAnsi" w:eastAsia="Times New Roman" w:hAnsiTheme="majorHAnsi" w:cstheme="majorHAnsi"/>
-          <w:sz w:val="20"/>
-          <w:szCs w:val="20"/>
+          <w:sz w:val="18"/>
+          <w:szCs w:val="18"/>
+        </w:rPr>
+        <w:t xml:space="preserve">}} na cidade de {{cidade}}. </w:t>
+      </w:r>
+      <w:r>
+        <w:rPr>
+          <w:rFonts w:asciiTheme="majorHAnsi" w:eastAsia="Times New Roman" w:hAnsiTheme="majorHAnsi" w:cstheme="majorHAnsi"/>
+          <w:sz w:val="18"/>
+          <w:szCs w:val="18"/>
           <w:lang w:eastAsia="pt-BR"/>
         </w:rPr>
         <w:t xml:space="preserve">e de outro lado, como </w:t>
@@ -206,8 +183,8 @@
         <w:rPr>
           <w:rFonts w:asciiTheme="majorHAnsi" w:eastAsia="Times New Roman" w:hAnsiTheme="majorHAnsi" w:cstheme="majorHAnsi"/>
           <w:b/>
-          <w:sz w:val="20"/>
-          <w:szCs w:val="20"/>
+          <w:sz w:val="18"/>
+          <w:szCs w:val="18"/>
           <w:lang w:eastAsia="pt-BR"/>
         </w:rPr>
         <w:t>CESSIONÁRIO</w:t>
@@ -215,26 +192,17 @@
       <w:r>
         <w:rPr>
           <w:rFonts w:asciiTheme="majorHAnsi" w:eastAsia="Times New Roman" w:hAnsiTheme="majorHAnsi" w:cstheme="majorHAnsi"/>
-          <w:sz w:val="20"/>
-          <w:szCs w:val="20"/>
-          <w:lang w:eastAsia="pt-BR"/>
-        </w:rPr>
-        <w:t xml:space="preserve"> </w:t>
-      </w:r>
-      <w:r>
-        <w:rPr>
-          <w:rFonts w:asciiTheme="majorHAnsi" w:eastAsia="Times New Roman" w:hAnsiTheme="majorHAnsi" w:cstheme="majorHAnsi"/>
-          <w:sz w:val="20"/>
-          <w:szCs w:val="20"/>
-          <w:lang w:eastAsia="pt-BR"/>
-        </w:rPr>
-        <w:t xml:space="preserve">MUNARETTO ELETRIFICAÇÕES </w:t>
-      </w:r>
-      <w:r>
-        <w:rPr>
-          <w:rFonts w:asciiTheme="majorHAnsi" w:eastAsia="Times New Roman" w:hAnsiTheme="majorHAnsi" w:cstheme="majorHAnsi"/>
-          <w:sz w:val="20"/>
-          <w:szCs w:val="20"/>
+          <w:sz w:val="18"/>
+          <w:szCs w:val="18"/>
+          <w:lang w:eastAsia="pt-BR"/>
+        </w:rPr>
+        <w:t xml:space="preserve"> MUNARETTO ELETRIFICAÇÕES </w:t>
+      </w:r>
+      <w:r>
+        <w:rPr>
+          <w:rFonts w:asciiTheme="majorHAnsi" w:eastAsia="Times New Roman" w:hAnsiTheme="majorHAnsi" w:cstheme="majorHAnsi"/>
+          <w:sz w:val="18"/>
+          <w:szCs w:val="18"/>
           <w:lang w:eastAsia="pt-BR"/>
         </w:rPr>
         <w:t>LTDA</w:t>
@@ -242,27 +210,18 @@
       <w:r>
         <w:rPr>
           <w:rFonts w:asciiTheme="majorHAnsi" w:eastAsia="Times New Roman" w:hAnsiTheme="majorHAnsi" w:cstheme="majorHAnsi"/>
-          <w:sz w:val="20"/>
-          <w:szCs w:val="20"/>
-          <w:lang w:eastAsia="pt-BR"/>
-        </w:rPr>
-        <w:t xml:space="preserve"> - ME</w:t>
-      </w:r>
-      <w:r>
-        <w:rPr>
-          <w:rFonts w:asciiTheme="majorHAnsi" w:eastAsia="Times New Roman" w:hAnsiTheme="majorHAnsi" w:cstheme="majorHAnsi"/>
-          <w:sz w:val="20"/>
-          <w:szCs w:val="20"/>
-          <w:lang w:eastAsia="pt-BR"/>
-        </w:rPr>
-        <w:t xml:space="preserve">, inscrito no </w:t>
-      </w:r>
-      <w:r>
-        <w:rPr>
-          <w:rFonts w:asciiTheme="majorHAnsi" w:eastAsia="Times New Roman" w:hAnsiTheme="majorHAnsi" w:cstheme="majorHAnsi"/>
-          <w:b/>
-          <w:sz w:val="20"/>
-          <w:szCs w:val="20"/>
+          <w:sz w:val="18"/>
+          <w:szCs w:val="18"/>
+          <w:lang w:eastAsia="pt-BR"/>
+        </w:rPr>
+        <w:t xml:space="preserve"> - ME, inscrito no </w:t>
+      </w:r>
+      <w:r>
+        <w:rPr>
+          <w:rFonts w:asciiTheme="majorHAnsi" w:eastAsia="Times New Roman" w:hAnsiTheme="majorHAnsi" w:cstheme="majorHAnsi"/>
+          <w:b/>
+          <w:sz w:val="18"/>
+          <w:szCs w:val="18"/>
           <w:lang w:eastAsia="pt-BR"/>
         </w:rPr>
         <w:t>CNPJ</w:t>
@@ -270,63 +229,18 @@
       <w:r>
         <w:rPr>
           <w:rFonts w:asciiTheme="majorHAnsi" w:eastAsia="Times New Roman" w:hAnsiTheme="majorHAnsi" w:cstheme="majorHAnsi"/>
-          <w:sz w:val="20"/>
-          <w:szCs w:val="20"/>
-          <w:lang w:eastAsia="pt-BR"/>
-        </w:rPr>
-        <w:t xml:space="preserve"> sob n°</w:t>
-      </w:r>
-      <w:r>
-        <w:rPr>
-          <w:rFonts w:asciiTheme="majorHAnsi" w:eastAsia="Times New Roman" w:hAnsiTheme="majorHAnsi" w:cstheme="majorHAnsi"/>
-          <w:sz w:val="20"/>
-          <w:szCs w:val="20"/>
-          <w:lang w:eastAsia="pt-BR"/>
-        </w:rPr>
-        <w:t xml:space="preserve"> </w:t>
-      </w:r>
-      <w:r>
-        <w:rPr>
-          <w:rFonts w:asciiTheme="majorHAnsi" w:eastAsia="Times New Roman" w:hAnsiTheme="majorHAnsi" w:cstheme="majorHAnsi"/>
-          <w:sz w:val="20"/>
-          <w:szCs w:val="20"/>
-          <w:lang w:eastAsia="pt-BR"/>
-        </w:rPr>
-        <w:t>27.662.805/0001-57</w:t>
-      </w:r>
-      <w:r>
-        <w:rPr>
-          <w:rFonts w:asciiTheme="majorHAnsi" w:eastAsia="Times New Roman" w:hAnsiTheme="majorHAnsi" w:cstheme="majorHAnsi"/>
-          <w:sz w:val="20"/>
-          <w:szCs w:val="20"/>
-          <w:lang w:eastAsia="pt-BR"/>
-        </w:rPr>
-        <w:t xml:space="preserve">, com sede na </w:t>
-      </w:r>
-      <w:r>
-        <w:rPr>
-          <w:rFonts w:asciiTheme="majorHAnsi" w:eastAsia="Times New Roman" w:hAnsiTheme="majorHAnsi" w:cstheme="majorHAnsi"/>
-          <w:sz w:val="20"/>
-          <w:szCs w:val="20"/>
-          <w:lang w:eastAsia="pt-BR"/>
-        </w:rPr>
-        <w:t>Rua Comandante Caleffi, 55, Bairro Santa Cruz, na cidade de Concórdia, SC</w:t>
-      </w:r>
-      <w:r>
-        <w:rPr>
-          <w:rFonts w:asciiTheme="majorHAnsi" w:eastAsia="Times New Roman" w:hAnsiTheme="majorHAnsi" w:cstheme="majorHAnsi"/>
-          <w:sz w:val="20"/>
-          <w:szCs w:val="20"/>
-          <w:lang w:eastAsia="pt-BR"/>
-        </w:rPr>
-        <w:t xml:space="preserve">, entre si este contrato de cessão de crédito, o qual será registrado subsidiariamente pelos artigos </w:t>
-      </w:r>
-      <w:r>
-        <w:rPr>
-          <w:rFonts w:asciiTheme="majorHAnsi" w:eastAsia="Times New Roman" w:hAnsiTheme="majorHAnsi" w:cstheme="majorHAnsi"/>
-          <w:b/>
-          <w:sz w:val="20"/>
-          <w:szCs w:val="20"/>
+          <w:sz w:val="18"/>
+          <w:szCs w:val="18"/>
+          <w:lang w:eastAsia="pt-BR"/>
+        </w:rPr>
+        <w:t xml:space="preserve"> sob n° 27.662.805/0001-57, com sede na Rua Comandante Caleffi, 55, Bairro Santa Cruz, na cidade de Concórdia, SC, entre si este contrato de cessão de crédito, o qual será registrado subsidiariamente pelos artigos </w:t>
+      </w:r>
+      <w:r>
+        <w:rPr>
+          <w:rFonts w:asciiTheme="majorHAnsi" w:eastAsia="Times New Roman" w:hAnsiTheme="majorHAnsi" w:cstheme="majorHAnsi"/>
+          <w:b/>
+          <w:sz w:val="18"/>
+          <w:szCs w:val="18"/>
           <w:lang w:eastAsia="pt-BR"/>
         </w:rPr>
         <w:t>286 a 298 do Código Civil</w:t>
@@ -334,8 +248,8 @@
       <w:r>
         <w:rPr>
           <w:rFonts w:asciiTheme="majorHAnsi" w:eastAsia="Times New Roman" w:hAnsiTheme="majorHAnsi" w:cstheme="majorHAnsi"/>
-          <w:sz w:val="20"/>
-          <w:szCs w:val="20"/>
+          <w:sz w:val="18"/>
+          <w:szCs w:val="18"/>
           <w:lang w:eastAsia="pt-BR"/>
         </w:rPr>
         <w:t>, e principalmente pelas clausulas seguintes:</w:t>
@@ -347,16 +261,16 @@
         <w:jc w:val="both"/>
         <w:rPr>
           <w:rFonts w:asciiTheme="majorHAnsi" w:eastAsia="Times New Roman" w:hAnsiTheme="majorHAnsi" w:cstheme="majorHAnsi"/>
-          <w:sz w:val="20"/>
-          <w:szCs w:val="20"/>
+          <w:sz w:val="18"/>
+          <w:szCs w:val="18"/>
           <w:lang w:eastAsia="pt-BR"/>
         </w:rPr>
       </w:pPr>
       <w:r>
         <w:rPr>
           <w:rFonts w:asciiTheme="majorHAnsi" w:eastAsia="Times New Roman" w:hAnsiTheme="majorHAnsi" w:cstheme="majorHAnsi"/>
-          <w:sz w:val="20"/>
-          <w:szCs w:val="20"/>
+          <w:sz w:val="18"/>
+          <w:szCs w:val="18"/>
           <w:lang w:eastAsia="pt-BR"/>
         </w:rPr>
         <w:t xml:space="preserve">1. O </w:t>
@@ -365,8 +279,8 @@
         <w:rPr>
           <w:rFonts w:asciiTheme="majorHAnsi" w:eastAsia="Times New Roman" w:hAnsiTheme="majorHAnsi" w:cstheme="majorHAnsi"/>
           <w:b/>
-          <w:sz w:val="20"/>
-          <w:szCs w:val="20"/>
+          <w:sz w:val="18"/>
+          <w:szCs w:val="18"/>
           <w:lang w:eastAsia="pt-BR"/>
         </w:rPr>
         <w:t>CEDENTE</w:t>
@@ -374,8 +288,8 @@
       <w:r>
         <w:rPr>
           <w:rFonts w:asciiTheme="majorHAnsi" w:eastAsia="Times New Roman" w:hAnsiTheme="majorHAnsi" w:cstheme="majorHAnsi"/>
-          <w:sz w:val="20"/>
-          <w:szCs w:val="20"/>
+          <w:sz w:val="18"/>
+          <w:szCs w:val="18"/>
           <w:lang w:eastAsia="pt-BR"/>
         </w:rPr>
         <w:t xml:space="preserve">, neste ato cede e transfere a título oneroso, em caráter irretratável, à </w:t>
@@ -384,8 +298,8 @@
         <w:rPr>
           <w:rFonts w:asciiTheme="majorHAnsi" w:eastAsia="Times New Roman" w:hAnsiTheme="majorHAnsi" w:cstheme="majorHAnsi"/>
           <w:b/>
-          <w:sz w:val="20"/>
-          <w:szCs w:val="20"/>
+          <w:sz w:val="18"/>
+          <w:szCs w:val="18"/>
           <w:lang w:eastAsia="pt-BR"/>
         </w:rPr>
         <w:t>CESSIONÁRIA</w:t>
@@ -393,8 +307,8 @@
       <w:r>
         <w:rPr>
           <w:rFonts w:asciiTheme="majorHAnsi" w:eastAsia="Times New Roman" w:hAnsiTheme="majorHAnsi" w:cstheme="majorHAnsi"/>
-          <w:sz w:val="20"/>
-          <w:szCs w:val="20"/>
+          <w:sz w:val="18"/>
+          <w:szCs w:val="18"/>
           <w:lang w:eastAsia="pt-BR"/>
         </w:rPr>
         <w:t>, todos os direitos de crédito decorrentes do</w:t>
@@ -402,8 +316,8 @@
       <w:r>
         <w:rPr>
           <w:rFonts w:asciiTheme="majorHAnsi" w:eastAsia="Times New Roman" w:hAnsiTheme="majorHAnsi" w:cstheme="majorHAnsi"/>
-          <w:sz w:val="20"/>
-          <w:szCs w:val="20"/>
+          <w:sz w:val="18"/>
+          <w:szCs w:val="18"/>
           <w:lang w:eastAsia="pt-BR"/>
         </w:rPr>
         <w:t xml:space="preserve"> </w:t>
@@ -412,8 +326,8 @@
         <w:rPr>
           <w:rFonts w:asciiTheme="majorHAnsi" w:eastAsia="Times New Roman" w:hAnsiTheme="majorHAnsi" w:cstheme="majorHAnsi"/>
           <w:b/>
-          <w:sz w:val="20"/>
-          <w:szCs w:val="20"/>
+          <w:sz w:val="18"/>
+          <w:szCs w:val="18"/>
           <w:lang w:eastAsia="pt-BR"/>
         </w:rPr>
         <w:t>CONTRATO DE EXECUÇÃO DE OBRA NO SISTEMA E</w:t>
@@ -422,8 +336,8 @@
         <w:rPr>
           <w:rFonts w:asciiTheme="majorHAnsi" w:eastAsia="Times New Roman" w:hAnsiTheme="majorHAnsi" w:cstheme="majorHAnsi"/>
           <w:b/>
-          <w:sz w:val="20"/>
-          <w:szCs w:val="20"/>
+          <w:sz w:val="18"/>
+          <w:szCs w:val="18"/>
           <w:lang w:eastAsia="pt-BR"/>
         </w:rPr>
         <w:t>LÉTRICO DE DISTRIBUICÃO CELEBRA</w:t>
@@ -432,8 +346,8 @@
         <w:rPr>
           <w:rFonts w:asciiTheme="majorHAnsi" w:eastAsia="Times New Roman" w:hAnsiTheme="majorHAnsi" w:cstheme="majorHAnsi"/>
           <w:b/>
-          <w:sz w:val="20"/>
-          <w:szCs w:val="20"/>
+          <w:sz w:val="18"/>
+          <w:szCs w:val="18"/>
           <w:lang w:eastAsia="pt-BR"/>
         </w:rPr>
         <w:t>DO COM A CELESC DISTRIBUIÇÃO S/A</w:t>
@@ -441,8 +355,8 @@
       <w:r>
         <w:rPr>
           <w:rFonts w:asciiTheme="majorHAnsi" w:eastAsia="Times New Roman" w:hAnsiTheme="majorHAnsi" w:cstheme="majorHAnsi"/>
-          <w:sz w:val="20"/>
-          <w:szCs w:val="20"/>
+          <w:sz w:val="18"/>
+          <w:szCs w:val="18"/>
           <w:lang w:eastAsia="pt-BR"/>
         </w:rPr>
         <w:t>, sociedade de economia mista estadual, concessionária de distribuição de energia elétrica, inscrita no CNPJ sob n° 08.336.783/0001-90, sendo que esta transferência envolve tanto o principal quanto os acessórios (art. 286 e seguintes do Código Civil)</w:t>
@@ -450,8 +364,8 @@
       <w:r>
         <w:rPr>
           <w:rFonts w:asciiTheme="majorHAnsi" w:eastAsia="Times New Roman" w:hAnsiTheme="majorHAnsi" w:cstheme="majorHAnsi"/>
-          <w:sz w:val="20"/>
-          <w:szCs w:val="20"/>
+          <w:sz w:val="18"/>
+          <w:szCs w:val="18"/>
           <w:lang w:eastAsia="pt-BR"/>
         </w:rPr>
         <w:t>.</w:t>
@@ -463,16 +377,16 @@
         <w:jc w:val="both"/>
         <w:rPr>
           <w:rFonts w:asciiTheme="majorHAnsi" w:eastAsia="Times New Roman" w:hAnsiTheme="majorHAnsi" w:cstheme="majorHAnsi"/>
-          <w:sz w:val="20"/>
-          <w:szCs w:val="20"/>
+          <w:sz w:val="18"/>
+          <w:szCs w:val="18"/>
           <w:lang w:eastAsia="pt-BR"/>
         </w:rPr>
       </w:pPr>
       <w:r>
         <w:rPr>
           <w:rFonts w:asciiTheme="majorHAnsi" w:eastAsia="Times New Roman" w:hAnsiTheme="majorHAnsi" w:cstheme="majorHAnsi"/>
-          <w:sz w:val="20"/>
-          <w:szCs w:val="20"/>
+          <w:sz w:val="18"/>
+          <w:szCs w:val="18"/>
           <w:lang w:eastAsia="pt-BR"/>
         </w:rPr>
         <w:t xml:space="preserve">2. A </w:t>
@@ -481,8 +395,8 @@
         <w:rPr>
           <w:rFonts w:asciiTheme="majorHAnsi" w:eastAsia="Times New Roman" w:hAnsiTheme="majorHAnsi" w:cstheme="majorHAnsi"/>
           <w:b/>
-          <w:sz w:val="20"/>
-          <w:szCs w:val="20"/>
+          <w:sz w:val="18"/>
+          <w:szCs w:val="18"/>
           <w:lang w:eastAsia="pt-BR"/>
         </w:rPr>
         <w:t>CE</w:t>
@@ -491,8 +405,8 @@
         <w:rPr>
           <w:rFonts w:asciiTheme="majorHAnsi" w:eastAsia="Times New Roman" w:hAnsiTheme="majorHAnsi" w:cstheme="majorHAnsi"/>
           <w:b/>
-          <w:sz w:val="20"/>
-          <w:szCs w:val="20"/>
+          <w:sz w:val="18"/>
+          <w:szCs w:val="18"/>
           <w:lang w:eastAsia="pt-BR"/>
         </w:rPr>
         <w:t>SSIONÁRIA</w:t>
@@ -500,8 +414,8 @@
       <w:r>
         <w:rPr>
           <w:rFonts w:asciiTheme="majorHAnsi" w:eastAsia="Times New Roman" w:hAnsiTheme="majorHAnsi" w:cstheme="majorHAnsi"/>
-          <w:sz w:val="20"/>
-          <w:szCs w:val="20"/>
+          <w:sz w:val="18"/>
+          <w:szCs w:val="18"/>
           <w:lang w:eastAsia="pt-BR"/>
         </w:rPr>
         <w:t xml:space="preserve"> será sub-rogada do </w:t>
@@ -510,8 +424,8 @@
         <w:rPr>
           <w:rFonts w:asciiTheme="majorHAnsi" w:eastAsia="Times New Roman" w:hAnsiTheme="majorHAnsi" w:cstheme="majorHAnsi"/>
           <w:b/>
-          <w:sz w:val="20"/>
-          <w:szCs w:val="20"/>
+          <w:sz w:val="18"/>
+          <w:szCs w:val="18"/>
           <w:lang w:eastAsia="pt-BR"/>
         </w:rPr>
         <w:t>CEDENTE</w:t>
@@ -519,8 +433,8 @@
       <w:r>
         <w:rPr>
           <w:rFonts w:asciiTheme="majorHAnsi" w:eastAsia="Times New Roman" w:hAnsiTheme="majorHAnsi" w:cstheme="majorHAnsi"/>
-          <w:sz w:val="20"/>
-          <w:szCs w:val="20"/>
+          <w:sz w:val="18"/>
+          <w:szCs w:val="18"/>
           <w:lang w:eastAsia="pt-BR"/>
         </w:rPr>
         <w:t xml:space="preserve"> no</w:t>
@@ -528,8 +442,8 @@
       <w:r>
         <w:rPr>
           <w:rFonts w:asciiTheme="majorHAnsi" w:eastAsia="Times New Roman" w:hAnsiTheme="majorHAnsi" w:cstheme="majorHAnsi"/>
-          <w:sz w:val="20"/>
-          <w:szCs w:val="20"/>
+          <w:sz w:val="18"/>
+          <w:szCs w:val="18"/>
           <w:lang w:eastAsia="pt-BR"/>
         </w:rPr>
         <w:t xml:space="preserve"> cré</w:t>
@@ -537,8 +451,8 @@
       <w:r>
         <w:rPr>
           <w:rFonts w:asciiTheme="majorHAnsi" w:eastAsia="Times New Roman" w:hAnsiTheme="majorHAnsi" w:cstheme="majorHAnsi"/>
-          <w:sz w:val="20"/>
-          <w:szCs w:val="20"/>
+          <w:sz w:val="18"/>
+          <w:szCs w:val="18"/>
           <w:lang w:eastAsia="pt-BR"/>
         </w:rPr>
         <w:t>dito de</w:t>
@@ -546,8 +460,8 @@
       <w:r>
         <w:rPr>
           <w:rFonts w:asciiTheme="majorHAnsi" w:eastAsia="Times New Roman" w:hAnsiTheme="majorHAnsi" w:cstheme="majorHAnsi"/>
-          <w:sz w:val="20"/>
-          <w:szCs w:val="20"/>
+          <w:sz w:val="18"/>
+          <w:szCs w:val="18"/>
           <w:lang w:eastAsia="pt-BR"/>
         </w:rPr>
         <w:t xml:space="preserve"> </w:t>
@@ -556,8 +470,8 @@
         <w:rPr>
           <w:b/>
           <w:bCs/>
-          <w:sz w:val="20"/>
-          <w:szCs w:val="20"/>
+          <w:sz w:val="18"/>
+          <w:szCs w:val="18"/>
         </w:rPr>
         <w:t>{{</w:t>
       </w:r>
@@ -566,8 +480,8 @@
         <w:rPr>
           <w:b/>
           <w:bCs/>
-          <w:sz w:val="20"/>
-          <w:szCs w:val="20"/>
+          <w:sz w:val="18"/>
+          <w:szCs w:val="18"/>
         </w:rPr>
         <w:t>valor_de_devolucao</w:t>
       </w:r>
@@ -576,8 +490,8 @@
         <w:rPr>
           <w:b/>
           <w:bCs/>
-          <w:sz w:val="20"/>
-          <w:szCs w:val="20"/>
+          <w:sz w:val="18"/>
+          <w:szCs w:val="18"/>
         </w:rPr>
         <w:t>}}</w:t>
       </w:r>
@@ -585,8 +499,8 @@
         <w:rPr>
           <w:b/>
           <w:bCs/>
-          <w:sz w:val="20"/>
-          <w:szCs w:val="20"/>
+          <w:sz w:val="18"/>
+          <w:szCs w:val="18"/>
         </w:rPr>
         <w:t xml:space="preserve"> </w:t>
       </w:r>
@@ -594,8 +508,8 @@
         <w:rPr>
           <w:b/>
           <w:bCs/>
-          <w:sz w:val="20"/>
-          <w:szCs w:val="20"/>
+          <w:sz w:val="18"/>
+          <w:szCs w:val="18"/>
         </w:rPr>
         <w:t>{{</w:t>
       </w:r>
@@ -604,8 +518,8 @@
         <w:rPr>
           <w:b/>
           <w:bCs/>
-          <w:sz w:val="20"/>
-          <w:szCs w:val="20"/>
+          <w:sz w:val="18"/>
+          <w:szCs w:val="18"/>
         </w:rPr>
         <w:t>valor_devolucao_extenso</w:t>
       </w:r>
@@ -614,16 +528,16 @@
         <w:rPr>
           <w:b/>
           <w:bCs/>
-          <w:sz w:val="20"/>
-          <w:szCs w:val="20"/>
+          <w:sz w:val="18"/>
+          <w:szCs w:val="18"/>
         </w:rPr>
         <w:t>}}</w:t>
       </w:r>
       <w:r>
         <w:rPr>
           <w:rFonts w:asciiTheme="majorHAnsi" w:eastAsia="Times New Roman" w:hAnsiTheme="majorHAnsi" w:cstheme="majorHAnsi"/>
-          <w:sz w:val="20"/>
-          <w:szCs w:val="20"/>
+          <w:sz w:val="18"/>
+          <w:szCs w:val="18"/>
           <w:lang w:eastAsia="pt-BR"/>
         </w:rPr>
         <w:t xml:space="preserve">, valor correspondente </w:t>
@@ -631,8 +545,8 @@
       <w:r>
         <w:rPr>
           <w:rFonts w:asciiTheme="majorHAnsi" w:eastAsia="Times New Roman" w:hAnsiTheme="majorHAnsi" w:cstheme="majorHAnsi"/>
-          <w:sz w:val="20"/>
-          <w:szCs w:val="20"/>
+          <w:sz w:val="18"/>
+          <w:szCs w:val="18"/>
           <w:lang w:eastAsia="pt-BR"/>
         </w:rPr>
         <w:t xml:space="preserve">a restituição de valores/encargo de responsabilidade da distribuidora, </w:t>
@@ -640,8 +554,8 @@
       <w:r>
         <w:rPr>
           <w:rFonts w:asciiTheme="majorHAnsi" w:eastAsia="Times New Roman" w:hAnsiTheme="majorHAnsi" w:cstheme="majorHAnsi"/>
-          <w:sz w:val="20"/>
-          <w:szCs w:val="20"/>
+          <w:sz w:val="18"/>
+          <w:szCs w:val="18"/>
           <w:lang w:eastAsia="pt-BR"/>
         </w:rPr>
         <w:t xml:space="preserve">previsto </w:t>
@@ -649,8 +563,8 @@
       <w:r>
         <w:rPr>
           <w:rFonts w:asciiTheme="majorHAnsi" w:eastAsia="Times New Roman" w:hAnsiTheme="majorHAnsi" w:cstheme="majorHAnsi"/>
-          <w:sz w:val="20"/>
-          <w:szCs w:val="20"/>
+          <w:sz w:val="18"/>
+          <w:szCs w:val="18"/>
           <w:lang w:eastAsia="pt-BR"/>
         </w:rPr>
         <w:t>nos artigos 109 e 11</w:t>
@@ -658,8 +572,8 @@
       <w:r>
         <w:rPr>
           <w:rFonts w:asciiTheme="majorHAnsi" w:eastAsia="Times New Roman" w:hAnsiTheme="majorHAnsi" w:cstheme="majorHAnsi"/>
-          <w:sz w:val="20"/>
-          <w:szCs w:val="20"/>
+          <w:sz w:val="18"/>
+          <w:szCs w:val="18"/>
           <w:lang w:eastAsia="pt-BR"/>
         </w:rPr>
         <w:t>0 da Resolução 1000 da Aneel, sendo que a sub-rogação pela cessão de créditos também inclui eventuais diferenças de valores ante a correção monetária/juros aplicados em conformidade com o artigo 113 da citada resolução.</w:t>
@@ -667,8 +581,8 @@
       <w:r>
         <w:rPr>
           <w:rFonts w:asciiTheme="majorHAnsi" w:eastAsia="Times New Roman" w:hAnsiTheme="majorHAnsi" w:cstheme="majorHAnsi"/>
-          <w:sz w:val="20"/>
-          <w:szCs w:val="20"/>
+          <w:sz w:val="18"/>
+          <w:szCs w:val="18"/>
           <w:lang w:eastAsia="pt-BR"/>
         </w:rPr>
         <w:t xml:space="preserve"> </w:t>
@@ -682,31 +596,24 @@
           <w:rFonts w:cstheme="minorHAnsi"/>
           <w:b/>
           <w:bCs/>
+          <w:sz w:val="18"/>
+          <w:szCs w:val="18"/>
         </w:rPr>
       </w:pPr>
       <w:r>
         <w:rPr>
           <w:rFonts w:asciiTheme="majorHAnsi" w:eastAsia="Times New Roman" w:hAnsiTheme="majorHAnsi" w:cstheme="majorHAnsi"/>
-          <w:sz w:val="20"/>
-          <w:szCs w:val="20"/>
-          <w:lang w:eastAsia="pt-BR"/>
-        </w:rPr>
-        <w:t xml:space="preserve">3. A transferência dos direitos de crédito </w:t>
-      </w:r>
-      <w:r>
-        <w:rPr>
-          <w:rFonts w:asciiTheme="majorHAnsi" w:eastAsia="Times New Roman" w:hAnsiTheme="majorHAnsi" w:cstheme="majorHAnsi"/>
-          <w:sz w:val="20"/>
-          <w:szCs w:val="20"/>
-          <w:lang w:eastAsia="pt-BR"/>
-        </w:rPr>
-        <w:t>descrito na cl</w:t>
-      </w:r>
-      <w:r>
-        <w:rPr>
-          <w:rFonts w:asciiTheme="majorHAnsi" w:eastAsia="Times New Roman" w:hAnsiTheme="majorHAnsi" w:cstheme="majorHAnsi"/>
-          <w:sz w:val="20"/>
-          <w:szCs w:val="20"/>
+          <w:sz w:val="18"/>
+          <w:szCs w:val="18"/>
+          <w:lang w:eastAsia="pt-BR"/>
+        </w:rPr>
+        <w:t>3. A transferência dos direitos de crédito descrito na cl</w:t>
+      </w:r>
+      <w:r>
+        <w:rPr>
+          <w:rFonts w:asciiTheme="majorHAnsi" w:eastAsia="Times New Roman" w:hAnsiTheme="majorHAnsi" w:cstheme="majorHAnsi"/>
+          <w:sz w:val="18"/>
+          <w:szCs w:val="18"/>
           <w:lang w:eastAsia="pt-BR"/>
         </w:rPr>
         <w:t>á</w:t>
@@ -714,8 +621,8 @@
       <w:r>
         <w:rPr>
           <w:rFonts w:asciiTheme="majorHAnsi" w:eastAsia="Times New Roman" w:hAnsiTheme="majorHAnsi" w:cstheme="majorHAnsi"/>
-          <w:sz w:val="20"/>
-          <w:szCs w:val="20"/>
+          <w:sz w:val="18"/>
+          <w:szCs w:val="18"/>
           <w:lang w:eastAsia="pt-BR"/>
         </w:rPr>
         <w:t>usula</w:t>
@@ -723,8 +630,8 @@
       <w:r>
         <w:rPr>
           <w:rFonts w:asciiTheme="majorHAnsi" w:eastAsia="Times New Roman" w:hAnsiTheme="majorHAnsi" w:cstheme="majorHAnsi"/>
-          <w:sz w:val="20"/>
-          <w:szCs w:val="20"/>
+          <w:sz w:val="18"/>
+          <w:szCs w:val="18"/>
           <w:lang w:eastAsia="pt-BR"/>
         </w:rPr>
         <w:t xml:space="preserve"> 2</w:t>
@@ -732,8 +639,8 @@
       <w:r>
         <w:rPr>
           <w:rFonts w:asciiTheme="majorHAnsi" w:eastAsia="Times New Roman" w:hAnsiTheme="majorHAnsi" w:cstheme="majorHAnsi"/>
-          <w:sz w:val="20"/>
-          <w:szCs w:val="20"/>
+          <w:sz w:val="18"/>
+          <w:szCs w:val="18"/>
           <w:lang w:eastAsia="pt-BR"/>
         </w:rPr>
         <w:t xml:space="preserve"> se dá em pagamento da execução de Obra no Sistema Elétrico de Distribuição da</w:t>
@@ -741,8 +648,8 @@
       <w:r>
         <w:rPr>
           <w:rFonts w:asciiTheme="majorHAnsi" w:eastAsia="Times New Roman" w:hAnsiTheme="majorHAnsi" w:cstheme="majorHAnsi"/>
-          <w:sz w:val="20"/>
-          <w:szCs w:val="20"/>
+          <w:sz w:val="18"/>
+          <w:szCs w:val="18"/>
           <w:lang w:eastAsia="pt-BR"/>
         </w:rPr>
         <w:t xml:space="preserve"> </w:t>
@@ -750,8 +657,8 @@
       <w:r>
         <w:rPr>
           <w:rFonts w:asciiTheme="majorHAnsi" w:eastAsia="Times New Roman" w:hAnsiTheme="majorHAnsi" w:cstheme="majorHAnsi"/>
-          <w:sz w:val="20"/>
-          <w:szCs w:val="20"/>
+          <w:sz w:val="18"/>
+          <w:szCs w:val="18"/>
           <w:lang w:eastAsia="pt-BR"/>
         </w:rPr>
         <w:t>Celesc, a ser realizad</w:t>
@@ -759,8 +666,8 @@
       <w:r>
         <w:rPr>
           <w:rFonts w:asciiTheme="majorHAnsi" w:eastAsia="Times New Roman" w:hAnsiTheme="majorHAnsi" w:cstheme="majorHAnsi"/>
-          <w:sz w:val="20"/>
-          <w:szCs w:val="20"/>
+          <w:sz w:val="18"/>
+          <w:szCs w:val="18"/>
           <w:lang w:eastAsia="pt-BR"/>
         </w:rPr>
         <w:t xml:space="preserve">a pela </w:t>
@@ -769,8 +676,8 @@
         <w:rPr>
           <w:rFonts w:asciiTheme="majorHAnsi" w:eastAsia="Times New Roman" w:hAnsiTheme="majorHAnsi" w:cstheme="majorHAnsi"/>
           <w:b/>
-          <w:sz w:val="20"/>
-          <w:szCs w:val="20"/>
+          <w:sz w:val="18"/>
+          <w:szCs w:val="18"/>
           <w:lang w:eastAsia="pt-BR"/>
         </w:rPr>
         <w:t>CESSIONÁRIA</w:t>
@@ -778,8 +685,8 @@
       <w:r>
         <w:rPr>
           <w:rFonts w:asciiTheme="majorHAnsi" w:eastAsia="Times New Roman" w:hAnsiTheme="majorHAnsi" w:cstheme="majorHAnsi"/>
-          <w:sz w:val="20"/>
-          <w:szCs w:val="20"/>
+          <w:sz w:val="18"/>
+          <w:szCs w:val="18"/>
           <w:lang w:eastAsia="pt-BR"/>
         </w:rPr>
         <w:t xml:space="preserve">, conforme </w:t>
@@ -788,8 +695,8 @@
         <w:rPr>
           <w:rFonts w:asciiTheme="majorHAnsi" w:eastAsia="Times New Roman" w:hAnsiTheme="majorHAnsi" w:cstheme="majorHAnsi"/>
           <w:b/>
-          <w:sz w:val="20"/>
-          <w:szCs w:val="20"/>
+          <w:sz w:val="18"/>
+          <w:szCs w:val="18"/>
           <w:lang w:eastAsia="pt-BR"/>
         </w:rPr>
         <w:t>Orçamento de conexão</w:t>
@@ -797,8 +704,8 @@
       <w:r>
         <w:rPr>
           <w:rFonts w:asciiTheme="majorHAnsi" w:eastAsia="Times New Roman" w:hAnsiTheme="majorHAnsi" w:cstheme="majorHAnsi"/>
-          <w:sz w:val="20"/>
-          <w:szCs w:val="20"/>
+          <w:sz w:val="18"/>
+          <w:szCs w:val="18"/>
           <w:lang w:eastAsia="pt-BR"/>
         </w:rPr>
         <w:t xml:space="preserve"> referente a Nota </w:t>
@@ -806,8 +713,8 @@
       <w:r>
         <w:rPr>
           <w:rFonts w:asciiTheme="majorHAnsi" w:eastAsia="Times New Roman" w:hAnsiTheme="majorHAnsi" w:cstheme="majorHAnsi"/>
-          <w:sz w:val="20"/>
-          <w:szCs w:val="20"/>
+          <w:sz w:val="18"/>
+          <w:szCs w:val="18"/>
           <w:lang w:eastAsia="pt-BR"/>
         </w:rPr>
         <w:t xml:space="preserve">PS n° </w:t>
@@ -817,8 +724,8 @@
           <w:rFonts w:asciiTheme="majorHAnsi" w:eastAsia="Times New Roman" w:hAnsiTheme="majorHAnsi" w:cstheme="majorHAnsi"/>
           <w:b/>
           <w:bCs/>
-          <w:sz w:val="20"/>
-          <w:szCs w:val="20"/>
+          <w:sz w:val="18"/>
+          <w:szCs w:val="18"/>
           <w:lang w:eastAsia="pt-BR"/>
         </w:rPr>
         <w:t>{{</w:t>
@@ -829,8 +736,8 @@
           <w:rFonts w:cstheme="minorHAnsi"/>
           <w:b/>
           <w:bCs/>
-          <w:sz w:val="20"/>
-          <w:szCs w:val="20"/>
+          <w:sz w:val="18"/>
+          <w:szCs w:val="18"/>
         </w:rPr>
         <w:t>nota_ps</w:t>
       </w:r>
@@ -840,8 +747,8 @@
           <w:rFonts w:cstheme="minorHAnsi"/>
           <w:b/>
           <w:bCs/>
-          <w:sz w:val="20"/>
-          <w:szCs w:val="20"/>
+          <w:sz w:val="18"/>
+          <w:szCs w:val="18"/>
         </w:rPr>
         <w:t>}}</w:t>
       </w:r>
@@ -852,16 +759,16 @@
         <w:jc w:val="both"/>
         <w:rPr>
           <w:rFonts w:asciiTheme="majorHAnsi" w:eastAsia="Times New Roman" w:hAnsiTheme="majorHAnsi" w:cstheme="majorHAnsi"/>
-          <w:sz w:val="20"/>
-          <w:szCs w:val="20"/>
+          <w:sz w:val="18"/>
+          <w:szCs w:val="18"/>
           <w:lang w:eastAsia="pt-BR"/>
         </w:rPr>
       </w:pPr>
       <w:r>
         <w:rPr>
           <w:rFonts w:asciiTheme="majorHAnsi" w:eastAsia="Times New Roman" w:hAnsiTheme="majorHAnsi" w:cstheme="majorHAnsi"/>
-          <w:sz w:val="20"/>
-          <w:szCs w:val="20"/>
+          <w:sz w:val="18"/>
+          <w:szCs w:val="18"/>
           <w:lang w:eastAsia="pt-BR"/>
         </w:rPr>
         <w:t xml:space="preserve">para atendimento </w:t>
@@ -869,8 +776,8 @@
       <w:r>
         <w:rPr>
           <w:rFonts w:asciiTheme="majorHAnsi" w:eastAsia="Times New Roman" w:hAnsiTheme="majorHAnsi" w:cstheme="majorHAnsi"/>
-          <w:sz w:val="20"/>
-          <w:szCs w:val="20"/>
+          <w:sz w:val="18"/>
+          <w:szCs w:val="18"/>
           <w:lang w:eastAsia="pt-BR"/>
         </w:rPr>
         <w:t>à solicitação do CEDENTE</w:t>
@@ -879,8 +786,8 @@
         <w:rPr>
           <w:rFonts w:asciiTheme="majorHAnsi" w:eastAsia="Times New Roman" w:hAnsiTheme="majorHAnsi" w:cstheme="majorHAnsi"/>
           <w:b/>
-          <w:sz w:val="20"/>
-          <w:szCs w:val="20"/>
+          <w:sz w:val="18"/>
+          <w:szCs w:val="18"/>
           <w:lang w:eastAsia="pt-BR"/>
         </w:rPr>
         <w:t>.</w:t>
@@ -893,15 +800,15 @@
         <w:rPr>
           <w:rFonts w:asciiTheme="majorHAnsi" w:hAnsiTheme="majorHAnsi" w:cstheme="majorHAnsi"/>
           <w:color w:val="FF0000"/>
-          <w:sz w:val="20"/>
-          <w:szCs w:val="20"/>
+          <w:sz w:val="18"/>
+          <w:szCs w:val="18"/>
         </w:rPr>
       </w:pPr>
       <w:r>
         <w:rPr>
           <w:rFonts w:asciiTheme="majorHAnsi" w:eastAsia="Times New Roman" w:hAnsiTheme="majorHAnsi" w:cstheme="majorHAnsi"/>
-          <w:sz w:val="20"/>
-          <w:szCs w:val="20"/>
+          <w:sz w:val="18"/>
+          <w:szCs w:val="18"/>
           <w:lang w:eastAsia="pt-BR"/>
         </w:rPr>
         <w:t xml:space="preserve">4. O </w:t>
@@ -910,8 +817,8 @@
         <w:rPr>
           <w:rFonts w:asciiTheme="majorHAnsi" w:eastAsia="Times New Roman" w:hAnsiTheme="majorHAnsi" w:cstheme="majorHAnsi"/>
           <w:b/>
-          <w:sz w:val="20"/>
-          <w:szCs w:val="20"/>
+          <w:sz w:val="18"/>
+          <w:szCs w:val="18"/>
           <w:lang w:eastAsia="pt-BR"/>
         </w:rPr>
         <w:t>CEDENTE</w:t>
@@ -919,8 +826,8 @@
       <w:r>
         <w:rPr>
           <w:rFonts w:asciiTheme="majorHAnsi" w:eastAsia="Times New Roman" w:hAnsiTheme="majorHAnsi" w:cstheme="majorHAnsi"/>
-          <w:sz w:val="20"/>
-          <w:szCs w:val="20"/>
+          <w:sz w:val="18"/>
+          <w:szCs w:val="18"/>
           <w:lang w:eastAsia="pt-BR"/>
         </w:rPr>
         <w:t xml:space="preserve"> declara, sob as penas da Lei, que </w:t>
@@ -928,8 +835,8 @@
       <w:r>
         <w:rPr>
           <w:rFonts w:asciiTheme="majorHAnsi" w:eastAsia="Times New Roman" w:hAnsiTheme="majorHAnsi" w:cstheme="majorHAnsi"/>
-          <w:sz w:val="20"/>
-          <w:szCs w:val="20"/>
+          <w:sz w:val="18"/>
+          <w:szCs w:val="18"/>
           <w:lang w:eastAsia="pt-BR"/>
         </w:rPr>
         <w:t xml:space="preserve">os </w:t>
@@ -937,8 +844,8 @@
       <w:r>
         <w:rPr>
           <w:rFonts w:asciiTheme="majorHAnsi" w:eastAsia="Times New Roman" w:hAnsiTheme="majorHAnsi" w:cstheme="majorHAnsi"/>
-          <w:sz w:val="20"/>
-          <w:szCs w:val="20"/>
+          <w:sz w:val="18"/>
+          <w:szCs w:val="18"/>
           <w:lang w:eastAsia="pt-BR"/>
         </w:rPr>
         <w:t>direito</w:t>
@@ -946,8 +853,8 @@
       <w:r>
         <w:rPr>
           <w:rFonts w:asciiTheme="majorHAnsi" w:eastAsia="Times New Roman" w:hAnsiTheme="majorHAnsi" w:cstheme="majorHAnsi"/>
-          <w:sz w:val="20"/>
-          <w:szCs w:val="20"/>
+          <w:sz w:val="18"/>
+          <w:szCs w:val="18"/>
           <w:lang w:eastAsia="pt-BR"/>
         </w:rPr>
         <w:t>s</w:t>
@@ -955,8 +862,8 @@
       <w:r>
         <w:rPr>
           <w:rFonts w:asciiTheme="majorHAnsi" w:eastAsia="Times New Roman" w:hAnsiTheme="majorHAnsi" w:cstheme="majorHAnsi"/>
-          <w:sz w:val="20"/>
-          <w:szCs w:val="20"/>
+          <w:sz w:val="18"/>
+          <w:szCs w:val="18"/>
           <w:lang w:eastAsia="pt-BR"/>
         </w:rPr>
         <w:t xml:space="preserve"> sobre o </w:t>
@@ -965,8 +872,8 @@
         <w:rPr>
           <w:rFonts w:asciiTheme="majorHAnsi" w:eastAsia="Times New Roman" w:hAnsiTheme="majorHAnsi" w:cstheme="majorHAnsi"/>
           <w:b/>
-          <w:sz w:val="20"/>
-          <w:szCs w:val="20"/>
+          <w:sz w:val="18"/>
+          <w:szCs w:val="18"/>
           <w:lang w:eastAsia="pt-BR"/>
         </w:rPr>
         <w:t>CONTRATO DE EXECUÇÃO DE OBRA FIRMADO COM A CELESC DISTRIBUIÇÃO S/A</w:t>
@@ -974,26 +881,17 @@
       <w:r>
         <w:rPr>
           <w:rFonts w:asciiTheme="majorHAnsi" w:eastAsia="Times New Roman" w:hAnsiTheme="majorHAnsi" w:cstheme="majorHAnsi"/>
-          <w:sz w:val="20"/>
-          <w:szCs w:val="20"/>
-          <w:lang w:eastAsia="pt-BR"/>
-        </w:rPr>
-        <w:t xml:space="preserve"> encontram-se livre de quaisquer ônus, reais ou pessoais, dividas ou embaraços. Declara, ain</w:t>
-      </w:r>
-      <w:r>
-        <w:rPr>
-          <w:rFonts w:asciiTheme="majorHAnsi" w:eastAsia="Times New Roman" w:hAnsiTheme="majorHAnsi" w:cstheme="majorHAnsi"/>
-          <w:sz w:val="20"/>
-          <w:szCs w:val="20"/>
-          <w:lang w:eastAsia="pt-BR"/>
-        </w:rPr>
-        <w:t xml:space="preserve">da, estar cedendo os direitos constantes </w:t>
-      </w:r>
-      <w:r>
-        <w:rPr>
-          <w:rFonts w:asciiTheme="majorHAnsi" w:eastAsia="Times New Roman" w:hAnsiTheme="majorHAnsi" w:cstheme="majorHAnsi"/>
-          <w:sz w:val="20"/>
-          <w:szCs w:val="20"/>
+          <w:sz w:val="18"/>
+          <w:szCs w:val="18"/>
+          <w:lang w:eastAsia="pt-BR"/>
+        </w:rPr>
+        <w:t xml:space="preserve"> encontram-se livre de quaisquer ônus, reais ou pessoais, dividas ou embaraços. Declara, ainda, estar cedendo os direitos constantes </w:t>
+      </w:r>
+      <w:r>
+        <w:rPr>
+          <w:rFonts w:asciiTheme="majorHAnsi" w:eastAsia="Times New Roman" w:hAnsiTheme="majorHAnsi" w:cstheme="majorHAnsi"/>
+          <w:sz w:val="18"/>
+          <w:szCs w:val="18"/>
           <w:lang w:eastAsia="pt-BR"/>
         </w:rPr>
         <w:t>dess</w:t>
@@ -1001,8 +899,8 @@
       <w:r>
         <w:rPr>
           <w:rFonts w:asciiTheme="majorHAnsi" w:eastAsia="Times New Roman" w:hAnsiTheme="majorHAnsi" w:cstheme="majorHAnsi"/>
-          <w:sz w:val="20"/>
-          <w:szCs w:val="20"/>
+          <w:sz w:val="18"/>
+          <w:szCs w:val="18"/>
           <w:lang w:eastAsia="pt-BR"/>
         </w:rPr>
         <w:t>e</w:t>
@@ -1010,8 +908,8 @@
       <w:r>
         <w:rPr>
           <w:rFonts w:asciiTheme="majorHAnsi" w:eastAsia="Times New Roman" w:hAnsiTheme="majorHAnsi" w:cstheme="majorHAnsi"/>
-          <w:sz w:val="20"/>
-          <w:szCs w:val="20"/>
+          <w:sz w:val="18"/>
+          <w:szCs w:val="18"/>
           <w:lang w:eastAsia="pt-BR"/>
         </w:rPr>
         <w:t xml:space="preserve"> contrato pela primeira e ú</w:t>
@@ -1019,8 +917,8 @@
       <w:r>
         <w:rPr>
           <w:rFonts w:asciiTheme="majorHAnsi" w:eastAsia="Times New Roman" w:hAnsiTheme="majorHAnsi" w:cstheme="majorHAnsi"/>
-          <w:sz w:val="20"/>
-          <w:szCs w:val="20"/>
+          <w:sz w:val="18"/>
+          <w:szCs w:val="18"/>
           <w:lang w:eastAsia="pt-BR"/>
         </w:rPr>
         <w:t xml:space="preserve">ltima vez, </w:t>
@@ -1028,8 +926,8 @@
       <w:r>
         <w:rPr>
           <w:rFonts w:asciiTheme="majorHAnsi" w:eastAsia="Times New Roman" w:hAnsiTheme="majorHAnsi" w:cstheme="majorHAnsi"/>
-          <w:sz w:val="20"/>
-          <w:szCs w:val="20"/>
+          <w:sz w:val="18"/>
+          <w:szCs w:val="18"/>
           <w:lang w:eastAsia="pt-BR"/>
         </w:rPr>
         <w:t>sob pena de responder pelo crime de falsidade</w:t>
@@ -1037,8 +935,8 @@
       <w:r>
         <w:rPr>
           <w:rFonts w:asciiTheme="majorHAnsi" w:eastAsia="Times New Roman" w:hAnsiTheme="majorHAnsi" w:cstheme="majorHAnsi"/>
-          <w:sz w:val="20"/>
-          <w:szCs w:val="20"/>
+          <w:sz w:val="18"/>
+          <w:szCs w:val="18"/>
           <w:lang w:eastAsia="pt-BR"/>
         </w:rPr>
         <w:t>.</w:t>
@@ -1050,16 +948,16 @@
         <w:jc w:val="both"/>
         <w:rPr>
           <w:rFonts w:asciiTheme="majorHAnsi" w:eastAsia="Times New Roman" w:hAnsiTheme="majorHAnsi" w:cstheme="majorHAnsi"/>
-          <w:sz w:val="20"/>
-          <w:szCs w:val="20"/>
+          <w:sz w:val="18"/>
+          <w:szCs w:val="18"/>
           <w:lang w:eastAsia="pt-BR"/>
         </w:rPr>
       </w:pPr>
       <w:r>
         <w:rPr>
           <w:rFonts w:asciiTheme="majorHAnsi" w:eastAsia="Times New Roman" w:hAnsiTheme="majorHAnsi" w:cstheme="majorHAnsi"/>
-          <w:sz w:val="20"/>
-          <w:szCs w:val="20"/>
+          <w:sz w:val="18"/>
+          <w:szCs w:val="18"/>
           <w:lang w:eastAsia="pt-BR"/>
         </w:rPr>
         <w:t xml:space="preserve">5. O </w:t>
@@ -1068,8 +966,8 @@
         <w:rPr>
           <w:rFonts w:asciiTheme="majorHAnsi" w:eastAsia="Times New Roman" w:hAnsiTheme="majorHAnsi" w:cstheme="majorHAnsi"/>
           <w:b/>
-          <w:sz w:val="20"/>
-          <w:szCs w:val="20"/>
+          <w:sz w:val="18"/>
+          <w:szCs w:val="18"/>
           <w:lang w:eastAsia="pt-BR"/>
         </w:rPr>
         <w:t>CEDENTE</w:t>
@@ -1077,8 +975,8 @@
       <w:r>
         <w:rPr>
           <w:rFonts w:asciiTheme="majorHAnsi" w:eastAsia="Times New Roman" w:hAnsiTheme="majorHAnsi" w:cstheme="majorHAnsi"/>
-          <w:sz w:val="20"/>
-          <w:szCs w:val="20"/>
+          <w:sz w:val="18"/>
+          <w:szCs w:val="18"/>
           <w:lang w:eastAsia="pt-BR"/>
         </w:rPr>
         <w:t xml:space="preserve"> declara que tem pleno conhecimento do que aqui está cedendo onerosamente e transferindo definitivamente, constituindo-se o presente instrumento em ao jurídico perfeito e consumado, irrevogável e irretratável, não sendo suscetível a </w:t>
@@ -1086,8 +984,8 @@
       <w:r>
         <w:rPr>
           <w:rFonts w:asciiTheme="majorHAnsi" w:eastAsia="Times New Roman" w:hAnsiTheme="majorHAnsi" w:cstheme="majorHAnsi"/>
-          <w:sz w:val="20"/>
-          <w:szCs w:val="20"/>
+          <w:sz w:val="18"/>
+          <w:szCs w:val="18"/>
           <w:lang w:eastAsia="pt-BR"/>
         </w:rPr>
         <w:t>denúncia</w:t>
@@ -1095,8 +993,8 @@
       <w:r>
         <w:rPr>
           <w:rFonts w:asciiTheme="majorHAnsi" w:eastAsia="Times New Roman" w:hAnsiTheme="majorHAnsi" w:cstheme="majorHAnsi"/>
-          <w:sz w:val="20"/>
-          <w:szCs w:val="20"/>
+          <w:sz w:val="18"/>
+          <w:szCs w:val="18"/>
           <w:lang w:eastAsia="pt-BR"/>
         </w:rPr>
         <w:t xml:space="preserve"> por qualquer fundamento.</w:t>
@@ -1108,16 +1006,16 @@
         <w:jc w:val="both"/>
         <w:rPr>
           <w:rFonts w:asciiTheme="majorHAnsi" w:eastAsia="Times New Roman" w:hAnsiTheme="majorHAnsi" w:cstheme="majorHAnsi"/>
-          <w:sz w:val="20"/>
-          <w:szCs w:val="20"/>
+          <w:sz w:val="18"/>
+          <w:szCs w:val="18"/>
           <w:lang w:eastAsia="pt-BR"/>
         </w:rPr>
       </w:pPr>
       <w:r>
         <w:rPr>
           <w:rFonts w:asciiTheme="majorHAnsi" w:eastAsia="Times New Roman" w:hAnsiTheme="majorHAnsi" w:cstheme="majorHAnsi"/>
-          <w:sz w:val="20"/>
-          <w:szCs w:val="20"/>
+          <w:sz w:val="18"/>
+          <w:szCs w:val="18"/>
           <w:lang w:eastAsia="pt-BR"/>
         </w:rPr>
         <w:t xml:space="preserve">6. O </w:t>
@@ -1126,8 +1024,8 @@
         <w:rPr>
           <w:rFonts w:asciiTheme="majorHAnsi" w:eastAsia="Times New Roman" w:hAnsiTheme="majorHAnsi" w:cstheme="majorHAnsi"/>
           <w:b/>
-          <w:sz w:val="20"/>
-          <w:szCs w:val="20"/>
+          <w:sz w:val="18"/>
+          <w:szCs w:val="18"/>
           <w:lang w:eastAsia="pt-BR"/>
         </w:rPr>
         <w:t>CEDENTE</w:t>
@@ -1135,8 +1033,8 @@
       <w:r>
         <w:rPr>
           <w:rFonts w:asciiTheme="majorHAnsi" w:eastAsia="Times New Roman" w:hAnsiTheme="majorHAnsi" w:cstheme="majorHAnsi"/>
-          <w:sz w:val="20"/>
-          <w:szCs w:val="20"/>
+          <w:sz w:val="18"/>
+          <w:szCs w:val="18"/>
           <w:lang w:eastAsia="pt-BR"/>
         </w:rPr>
         <w:t xml:space="preserve"> autoriza a </w:t>
@@ -1145,8 +1043,8 @@
         <w:rPr>
           <w:rFonts w:asciiTheme="majorHAnsi" w:eastAsia="Times New Roman" w:hAnsiTheme="majorHAnsi" w:cstheme="majorHAnsi"/>
           <w:b/>
-          <w:sz w:val="20"/>
-          <w:szCs w:val="20"/>
+          <w:sz w:val="18"/>
+          <w:szCs w:val="18"/>
           <w:lang w:eastAsia="pt-BR"/>
         </w:rPr>
         <w:t>CESSIONARIA</w:t>
@@ -1154,8 +1052,8 @@
       <w:r>
         <w:rPr>
           <w:rFonts w:asciiTheme="majorHAnsi" w:eastAsia="Times New Roman" w:hAnsiTheme="majorHAnsi" w:cstheme="majorHAnsi"/>
-          <w:sz w:val="20"/>
-          <w:szCs w:val="20"/>
+          <w:sz w:val="18"/>
+          <w:szCs w:val="18"/>
           <w:lang w:eastAsia="pt-BR"/>
         </w:rPr>
         <w:t xml:space="preserve"> a apresentar este instrumento à </w:t>
@@ -1164,8 +1062,8 @@
         <w:rPr>
           <w:rFonts w:asciiTheme="majorHAnsi" w:eastAsia="Times New Roman" w:hAnsiTheme="majorHAnsi" w:cstheme="majorHAnsi"/>
           <w:b/>
-          <w:sz w:val="20"/>
-          <w:szCs w:val="20"/>
+          <w:sz w:val="18"/>
+          <w:szCs w:val="18"/>
           <w:lang w:eastAsia="pt-BR"/>
         </w:rPr>
         <w:t>CELESC DISTRIBUIÇÃO S/A</w:t>
@@ -1173,8 +1071,8 @@
       <w:r>
         <w:rPr>
           <w:rFonts w:asciiTheme="majorHAnsi" w:eastAsia="Times New Roman" w:hAnsiTheme="majorHAnsi" w:cstheme="majorHAnsi"/>
-          <w:sz w:val="20"/>
-          <w:szCs w:val="20"/>
+          <w:sz w:val="18"/>
+          <w:szCs w:val="18"/>
           <w:lang w:eastAsia="pt-BR"/>
         </w:rPr>
         <w:t>, para que esta proceda a</w:t>
@@ -1182,8 +1080,8 @@
       <w:r>
         <w:rPr>
           <w:rFonts w:asciiTheme="majorHAnsi" w:eastAsia="Times New Roman" w:hAnsiTheme="majorHAnsi" w:cstheme="majorHAnsi"/>
-          <w:sz w:val="20"/>
-          <w:szCs w:val="20"/>
+          <w:sz w:val="18"/>
+          <w:szCs w:val="18"/>
           <w:lang w:eastAsia="pt-BR"/>
         </w:rPr>
         <w:t>s</w:t>
@@ -1191,8 +1089,8 @@
       <w:r>
         <w:rPr>
           <w:rFonts w:asciiTheme="majorHAnsi" w:eastAsia="Times New Roman" w:hAnsiTheme="majorHAnsi" w:cstheme="majorHAnsi"/>
-          <w:sz w:val="20"/>
-          <w:szCs w:val="20"/>
+          <w:sz w:val="18"/>
+          <w:szCs w:val="18"/>
           <w:lang w:eastAsia="pt-BR"/>
         </w:rPr>
         <w:t xml:space="preserve"> anotações que tenham por objetivo resguardar o direito d</w:t>
@@ -1200,8 +1098,8 @@
       <w:r>
         <w:rPr>
           <w:rFonts w:asciiTheme="majorHAnsi" w:eastAsia="Times New Roman" w:hAnsiTheme="majorHAnsi" w:cstheme="majorHAnsi"/>
-          <w:sz w:val="20"/>
-          <w:szCs w:val="20"/>
+          <w:sz w:val="18"/>
+          <w:szCs w:val="18"/>
           <w:lang w:eastAsia="pt-BR"/>
         </w:rPr>
         <w:t>a</w:t>
@@ -1209,8 +1107,8 @@
       <w:r>
         <w:rPr>
           <w:rFonts w:asciiTheme="majorHAnsi" w:eastAsia="Times New Roman" w:hAnsiTheme="majorHAnsi" w:cstheme="majorHAnsi"/>
-          <w:sz w:val="20"/>
-          <w:szCs w:val="20"/>
+          <w:sz w:val="18"/>
+          <w:szCs w:val="18"/>
           <w:lang w:eastAsia="pt-BR"/>
         </w:rPr>
         <w:t xml:space="preserve"> </w:t>
@@ -1219,8 +1117,8 @@
         <w:rPr>
           <w:rFonts w:asciiTheme="majorHAnsi" w:eastAsia="Times New Roman" w:hAnsiTheme="majorHAnsi" w:cstheme="majorHAnsi"/>
           <w:b/>
-          <w:sz w:val="20"/>
-          <w:szCs w:val="20"/>
+          <w:sz w:val="18"/>
+          <w:szCs w:val="18"/>
           <w:lang w:eastAsia="pt-BR"/>
         </w:rPr>
         <w:t>CESSIONÁRIA</w:t>
@@ -1228,8 +1126,8 @@
       <w:r>
         <w:rPr>
           <w:rFonts w:asciiTheme="majorHAnsi" w:eastAsia="Times New Roman" w:hAnsiTheme="majorHAnsi" w:cstheme="majorHAnsi"/>
-          <w:sz w:val="20"/>
-          <w:szCs w:val="20"/>
+          <w:sz w:val="18"/>
+          <w:szCs w:val="18"/>
           <w:lang w:eastAsia="pt-BR"/>
         </w:rPr>
         <w:t xml:space="preserve"> de receber</w:t>
@@ -1238,8 +1136,8 @@
         <w:rPr>
           <w:rFonts w:asciiTheme="majorHAnsi" w:eastAsia="Times New Roman" w:hAnsiTheme="majorHAnsi" w:cstheme="majorHAnsi"/>
           <w:color w:val="FF0000"/>
-          <w:sz w:val="20"/>
-          <w:szCs w:val="20"/>
+          <w:sz w:val="18"/>
+          <w:szCs w:val="18"/>
           <w:lang w:eastAsia="pt-BR"/>
         </w:rPr>
         <w:t xml:space="preserve"> </w:t>
@@ -1247,8 +1145,8 @@
       <w:r>
         <w:rPr>
           <w:rFonts w:asciiTheme="majorHAnsi" w:eastAsia="Times New Roman" w:hAnsiTheme="majorHAnsi" w:cstheme="majorHAnsi"/>
-          <w:sz w:val="20"/>
-          <w:szCs w:val="20"/>
+          <w:sz w:val="18"/>
+          <w:szCs w:val="18"/>
           <w:lang w:eastAsia="pt-BR"/>
         </w:rPr>
         <w:t>os valores relativos aos encargos de responsabilidade</w:t>
@@ -1256,8 +1154,8 @@
       <w:r>
         <w:rPr>
           <w:rFonts w:asciiTheme="majorHAnsi" w:eastAsia="Times New Roman" w:hAnsiTheme="majorHAnsi" w:cstheme="majorHAnsi"/>
-          <w:sz w:val="20"/>
-          <w:szCs w:val="20"/>
+          <w:sz w:val="18"/>
+          <w:szCs w:val="18"/>
           <w:lang w:eastAsia="pt-BR"/>
         </w:rPr>
         <w:t xml:space="preserve"> da </w:t>
@@ -1266,8 +1164,8 @@
         <w:rPr>
           <w:rFonts w:asciiTheme="majorHAnsi" w:eastAsia="Times New Roman" w:hAnsiTheme="majorHAnsi" w:cstheme="majorHAnsi"/>
           <w:b/>
-          <w:sz w:val="20"/>
-          <w:szCs w:val="20"/>
+          <w:sz w:val="18"/>
+          <w:szCs w:val="18"/>
           <w:lang w:eastAsia="pt-BR"/>
         </w:rPr>
         <w:t>CELESC</w:t>
@@ -1275,8 +1173,8 @@
       <w:r>
         <w:rPr>
           <w:rFonts w:asciiTheme="majorHAnsi" w:eastAsia="Times New Roman" w:hAnsiTheme="majorHAnsi" w:cstheme="majorHAnsi"/>
-          <w:sz w:val="20"/>
-          <w:szCs w:val="20"/>
+          <w:sz w:val="18"/>
+          <w:szCs w:val="18"/>
           <w:lang w:eastAsia="pt-BR"/>
         </w:rPr>
         <w:t>,</w:t>
@@ -1284,8 +1182,8 @@
       <w:r>
         <w:rPr>
           <w:rFonts w:asciiTheme="majorHAnsi" w:eastAsia="Times New Roman" w:hAnsiTheme="majorHAnsi" w:cstheme="majorHAnsi"/>
-          <w:sz w:val="20"/>
-          <w:szCs w:val="20"/>
+          <w:sz w:val="18"/>
+          <w:szCs w:val="18"/>
           <w:lang w:eastAsia="pt-BR"/>
         </w:rPr>
         <w:t xml:space="preserve"> o que deve ser realizado atravé</w:t>
@@ -1293,8 +1191,8 @@
       <w:r>
         <w:rPr>
           <w:rFonts w:asciiTheme="majorHAnsi" w:eastAsia="Times New Roman" w:hAnsiTheme="majorHAnsi" w:cstheme="majorHAnsi"/>
-          <w:sz w:val="20"/>
-          <w:szCs w:val="20"/>
+          <w:sz w:val="18"/>
+          <w:szCs w:val="18"/>
           <w:lang w:eastAsia="pt-BR"/>
         </w:rPr>
         <w:t>s de deposito banc</w:t>
@@ -1302,8 +1200,8 @@
       <w:r>
         <w:rPr>
           <w:rFonts w:asciiTheme="majorHAnsi" w:eastAsia="Times New Roman" w:hAnsiTheme="majorHAnsi" w:cstheme="majorHAnsi"/>
-          <w:sz w:val="20"/>
-          <w:szCs w:val="20"/>
+          <w:sz w:val="18"/>
+          <w:szCs w:val="18"/>
           <w:lang w:eastAsia="pt-BR"/>
         </w:rPr>
         <w:t>ário na conta corrente n°</w:t>
@@ -1311,8 +1209,8 @@
       <w:r>
         <w:rPr>
           <w:rFonts w:asciiTheme="majorHAnsi" w:eastAsia="Times New Roman" w:hAnsiTheme="majorHAnsi" w:cstheme="majorHAnsi"/>
-          <w:sz w:val="20"/>
-          <w:szCs w:val="20"/>
+          <w:sz w:val="18"/>
+          <w:szCs w:val="18"/>
           <w:lang w:eastAsia="pt-BR"/>
         </w:rPr>
         <w:t xml:space="preserve"> 17737-7</w:t>
@@ -1320,8 +1218,8 @@
       <w:r>
         <w:rPr>
           <w:rFonts w:asciiTheme="majorHAnsi" w:eastAsia="Times New Roman" w:hAnsiTheme="majorHAnsi" w:cstheme="majorHAnsi"/>
-          <w:sz w:val="20"/>
-          <w:szCs w:val="20"/>
+          <w:sz w:val="18"/>
+          <w:szCs w:val="18"/>
           <w:lang w:eastAsia="pt-BR"/>
         </w:rPr>
         <w:t xml:space="preserve">, agência </w:t>
@@ -1329,8 +1227,8 @@
       <w:r>
         <w:rPr>
           <w:rFonts w:asciiTheme="majorHAnsi" w:eastAsia="Times New Roman" w:hAnsiTheme="majorHAnsi" w:cstheme="majorHAnsi"/>
-          <w:sz w:val="20"/>
-          <w:szCs w:val="20"/>
+          <w:sz w:val="18"/>
+          <w:szCs w:val="18"/>
           <w:lang w:eastAsia="pt-BR"/>
         </w:rPr>
         <w:t xml:space="preserve">3288 </w:t>
@@ -1338,8 +1236,8 @@
       <w:r>
         <w:rPr>
           <w:rFonts w:asciiTheme="majorHAnsi" w:eastAsia="Times New Roman" w:hAnsiTheme="majorHAnsi" w:cstheme="majorHAnsi"/>
-          <w:sz w:val="20"/>
-          <w:szCs w:val="20"/>
+          <w:sz w:val="18"/>
+          <w:szCs w:val="18"/>
           <w:lang w:eastAsia="pt-BR"/>
         </w:rPr>
         <w:t>do</w:t>
@@ -1347,8 +1245,8 @@
       <w:r>
         <w:rPr>
           <w:rFonts w:asciiTheme="majorHAnsi" w:eastAsia="Times New Roman" w:hAnsiTheme="majorHAnsi" w:cstheme="majorHAnsi"/>
-          <w:sz w:val="20"/>
-          <w:szCs w:val="20"/>
+          <w:sz w:val="18"/>
+          <w:szCs w:val="18"/>
           <w:lang w:eastAsia="pt-BR"/>
         </w:rPr>
         <w:t xml:space="preserve"> </w:t>
@@ -1356,8 +1254,8 @@
       <w:r>
         <w:rPr>
           <w:rFonts w:asciiTheme="majorHAnsi" w:eastAsia="Times New Roman" w:hAnsiTheme="majorHAnsi" w:cstheme="majorHAnsi"/>
-          <w:sz w:val="20"/>
-          <w:szCs w:val="20"/>
+          <w:sz w:val="18"/>
+          <w:szCs w:val="18"/>
           <w:lang w:eastAsia="pt-BR"/>
         </w:rPr>
         <w:t xml:space="preserve">Banco </w:t>
@@ -1365,8 +1263,8 @@
       <w:r>
         <w:rPr>
           <w:rFonts w:asciiTheme="majorHAnsi" w:eastAsia="Times New Roman" w:hAnsiTheme="majorHAnsi" w:cstheme="majorHAnsi"/>
-          <w:sz w:val="20"/>
-          <w:szCs w:val="20"/>
+          <w:sz w:val="18"/>
+          <w:szCs w:val="18"/>
           <w:lang w:eastAsia="pt-BR"/>
         </w:rPr>
         <w:t>756- SICOOB TRANSCREDI</w:t>
@@ -1374,8 +1272,8 @@
       <w:r>
         <w:rPr>
           <w:rFonts w:asciiTheme="majorHAnsi" w:eastAsia="Times New Roman" w:hAnsiTheme="majorHAnsi" w:cstheme="majorHAnsi"/>
-          <w:sz w:val="20"/>
-          <w:szCs w:val="20"/>
+          <w:sz w:val="18"/>
+          <w:szCs w:val="18"/>
           <w:lang w:eastAsia="pt-BR"/>
         </w:rPr>
         <w:t xml:space="preserve">, em nome da </w:t>
@@ -1384,8 +1282,8 @@
         <w:rPr>
           <w:rFonts w:asciiTheme="majorHAnsi" w:eastAsia="Times New Roman" w:hAnsiTheme="majorHAnsi" w:cstheme="majorHAnsi"/>
           <w:b/>
-          <w:sz w:val="20"/>
-          <w:szCs w:val="20"/>
+          <w:sz w:val="18"/>
+          <w:szCs w:val="18"/>
           <w:lang w:eastAsia="pt-BR"/>
         </w:rPr>
         <w:t>CESSIONÁRIA</w:t>
@@ -1393,8 +1291,8 @@
       <w:r>
         <w:rPr>
           <w:rFonts w:asciiTheme="majorHAnsi" w:eastAsia="Times New Roman" w:hAnsiTheme="majorHAnsi" w:cstheme="majorHAnsi"/>
-          <w:sz w:val="20"/>
-          <w:szCs w:val="20"/>
+          <w:sz w:val="18"/>
+          <w:szCs w:val="18"/>
           <w:lang w:eastAsia="pt-BR"/>
         </w:rPr>
         <w:t>.</w:t>
@@ -1406,16 +1304,16 @@
         <w:jc w:val="both"/>
         <w:rPr>
           <w:rFonts w:asciiTheme="majorHAnsi" w:eastAsia="Times New Roman" w:hAnsiTheme="majorHAnsi" w:cstheme="majorHAnsi"/>
-          <w:sz w:val="20"/>
-          <w:szCs w:val="20"/>
+          <w:sz w:val="18"/>
+          <w:szCs w:val="18"/>
           <w:lang w:eastAsia="pt-BR"/>
         </w:rPr>
       </w:pPr>
       <w:r>
         <w:rPr>
           <w:rFonts w:asciiTheme="majorHAnsi" w:eastAsia="Times New Roman" w:hAnsiTheme="majorHAnsi" w:cstheme="majorHAnsi"/>
-          <w:sz w:val="20"/>
-          <w:szCs w:val="20"/>
+          <w:sz w:val="18"/>
+          <w:szCs w:val="18"/>
           <w:lang w:eastAsia="pt-BR"/>
         </w:rPr>
         <w:t xml:space="preserve">7. Por este instrumento de cessão de crédito a </w:t>
@@ -1424,8 +1322,8 @@
         <w:rPr>
           <w:rFonts w:asciiTheme="majorHAnsi" w:eastAsia="Times New Roman" w:hAnsiTheme="majorHAnsi" w:cstheme="majorHAnsi"/>
           <w:b/>
-          <w:sz w:val="20"/>
-          <w:szCs w:val="20"/>
+          <w:sz w:val="18"/>
+          <w:szCs w:val="18"/>
           <w:lang w:eastAsia="pt-BR"/>
         </w:rPr>
         <w:t>CEDENTE</w:t>
@@ -1433,8 +1331,8 @@
       <w:r>
         <w:rPr>
           <w:rFonts w:asciiTheme="majorHAnsi" w:eastAsia="Times New Roman" w:hAnsiTheme="majorHAnsi" w:cstheme="majorHAnsi"/>
-          <w:sz w:val="20"/>
-          <w:szCs w:val="20"/>
+          <w:sz w:val="18"/>
+          <w:szCs w:val="18"/>
           <w:lang w:eastAsia="pt-BR"/>
         </w:rPr>
         <w:t xml:space="preserve"> constitui a </w:t>
@@ -1443,8 +1341,8 @@
         <w:rPr>
           <w:rFonts w:asciiTheme="majorHAnsi" w:eastAsia="Times New Roman" w:hAnsiTheme="majorHAnsi" w:cstheme="majorHAnsi"/>
           <w:b/>
-          <w:sz w:val="20"/>
-          <w:szCs w:val="20"/>
+          <w:sz w:val="18"/>
+          <w:szCs w:val="18"/>
           <w:lang w:eastAsia="pt-BR"/>
         </w:rPr>
         <w:t>CESSIONÁRIA</w:t>
@@ -1452,8 +1350,8 @@
       <w:r>
         <w:rPr>
           <w:rFonts w:asciiTheme="majorHAnsi" w:eastAsia="Times New Roman" w:hAnsiTheme="majorHAnsi" w:cstheme="majorHAnsi"/>
-          <w:sz w:val="20"/>
-          <w:szCs w:val="20"/>
+          <w:sz w:val="18"/>
+          <w:szCs w:val="18"/>
           <w:lang w:eastAsia="pt-BR"/>
         </w:rPr>
         <w:t xml:space="preserve"> como sua bastante procuradora</w:t>
@@ -1461,8 +1359,8 @@
       <w:r>
         <w:rPr>
           <w:rFonts w:asciiTheme="majorHAnsi" w:eastAsia="Times New Roman" w:hAnsiTheme="majorHAnsi" w:cstheme="majorHAnsi"/>
-          <w:sz w:val="20"/>
-          <w:szCs w:val="20"/>
+          <w:sz w:val="18"/>
+          <w:szCs w:val="18"/>
           <w:lang w:eastAsia="pt-BR"/>
         </w:rPr>
         <w:t xml:space="preserve"> com poderes específicos</w:t>
@@ -1470,26 +1368,17 @@
       <w:r>
         <w:rPr>
           <w:rFonts w:asciiTheme="majorHAnsi" w:eastAsia="Times New Roman" w:hAnsiTheme="majorHAnsi" w:cstheme="majorHAnsi"/>
-          <w:sz w:val="20"/>
-          <w:szCs w:val="20"/>
-          <w:lang w:eastAsia="pt-BR"/>
-        </w:rPr>
-        <w:t>, para receber e dar quitação</w:t>
-      </w:r>
-      <w:r>
-        <w:rPr>
-          <w:rFonts w:asciiTheme="majorHAnsi" w:eastAsia="Times New Roman" w:hAnsiTheme="majorHAnsi" w:cstheme="majorHAnsi"/>
-          <w:sz w:val="20"/>
-          <w:szCs w:val="20"/>
-          <w:lang w:eastAsia="pt-BR"/>
-        </w:rPr>
-        <w:t>, adjudicar, negociar, ou mesmo renunciar a qualquer direito de crédito referente ao presente instrumento.</w:t>
-      </w:r>
-      <w:r>
-        <w:rPr>
-          <w:rFonts w:asciiTheme="majorHAnsi" w:eastAsia="Times New Roman" w:hAnsiTheme="majorHAnsi" w:cstheme="majorHAnsi"/>
-          <w:sz w:val="20"/>
-          <w:szCs w:val="20"/>
+          <w:sz w:val="18"/>
+          <w:szCs w:val="18"/>
+          <w:lang w:eastAsia="pt-BR"/>
+        </w:rPr>
+        <w:t>, para receber e dar quitação, adjudicar, negociar, ou mesmo renunciar a qualquer direito de crédito referente ao presente instrumento.</w:t>
+      </w:r>
+      <w:r>
+        <w:rPr>
+          <w:rFonts w:asciiTheme="majorHAnsi" w:eastAsia="Times New Roman" w:hAnsiTheme="majorHAnsi" w:cstheme="majorHAnsi"/>
+          <w:sz w:val="18"/>
+          <w:szCs w:val="18"/>
           <w:lang w:eastAsia="pt-BR"/>
         </w:rPr>
         <w:t xml:space="preserve"> Os poderes específicos ora citados não poderão ser </w:t>
@@ -1497,8 +1386,8 @@
       <w:r>
         <w:rPr>
           <w:rFonts w:asciiTheme="majorHAnsi" w:eastAsia="Times New Roman" w:hAnsiTheme="majorHAnsi" w:cstheme="majorHAnsi"/>
-          <w:sz w:val="20"/>
-          <w:szCs w:val="20"/>
+          <w:sz w:val="18"/>
+          <w:szCs w:val="18"/>
           <w:lang w:eastAsia="pt-BR"/>
         </w:rPr>
         <w:t>substabelecidos</w:t>
@@ -1506,8 +1395,8 @@
       <w:r>
         <w:rPr>
           <w:rFonts w:asciiTheme="majorHAnsi" w:eastAsia="Times New Roman" w:hAnsiTheme="majorHAnsi" w:cstheme="majorHAnsi"/>
-          <w:sz w:val="20"/>
-          <w:szCs w:val="20"/>
+          <w:sz w:val="18"/>
+          <w:szCs w:val="18"/>
           <w:lang w:eastAsia="pt-BR"/>
         </w:rPr>
         <w:t>.</w:t>
@@ -1518,16 +1407,16 @@
         <w:spacing w:before="100" w:beforeAutospacing="1" w:after="100" w:afterAutospacing="1" w:line="240" w:lineRule="auto"/>
         <w:rPr>
           <w:rFonts w:asciiTheme="majorHAnsi" w:eastAsia="Times New Roman" w:hAnsiTheme="majorHAnsi" w:cstheme="majorHAnsi"/>
-          <w:sz w:val="20"/>
-          <w:szCs w:val="20"/>
+          <w:sz w:val="18"/>
+          <w:szCs w:val="18"/>
           <w:lang w:eastAsia="pt-BR"/>
         </w:rPr>
       </w:pPr>
       <w:r>
         <w:rPr>
           <w:rFonts w:asciiTheme="majorHAnsi" w:eastAsia="Times New Roman" w:hAnsiTheme="majorHAnsi" w:cstheme="majorHAnsi"/>
-          <w:sz w:val="20"/>
-          <w:szCs w:val="20"/>
+          <w:sz w:val="18"/>
+          <w:szCs w:val="18"/>
           <w:lang w:eastAsia="pt-BR"/>
         </w:rPr>
         <w:t xml:space="preserve">E por estarem justas e acertadas, as partes assinam o presente instrumento em </w:t>
@@ -1535,8 +1424,8 @@
       <w:r>
         <w:rPr>
           <w:rFonts w:asciiTheme="majorHAnsi" w:eastAsia="Times New Roman" w:hAnsiTheme="majorHAnsi" w:cstheme="majorHAnsi"/>
-          <w:sz w:val="20"/>
-          <w:szCs w:val="20"/>
+          <w:sz w:val="18"/>
+          <w:szCs w:val="18"/>
           <w:lang w:eastAsia="pt-BR"/>
         </w:rPr>
         <w:t xml:space="preserve">três vias de igual teor e forma, </w:t>
@@ -1544,8 +1433,8 @@
       <w:r>
         <w:rPr>
           <w:rFonts w:asciiTheme="majorHAnsi" w:eastAsia="Times New Roman" w:hAnsiTheme="majorHAnsi" w:cstheme="majorHAnsi"/>
-          <w:sz w:val="20"/>
-          <w:szCs w:val="20"/>
+          <w:sz w:val="18"/>
+          <w:szCs w:val="18"/>
           <w:lang w:eastAsia="pt-BR"/>
         </w:rPr>
         <w:t xml:space="preserve">conjuntamente com </w:t>
@@ -1553,8 +1442,8 @@
       <w:r>
         <w:rPr>
           <w:rFonts w:asciiTheme="majorHAnsi" w:eastAsia="Times New Roman" w:hAnsiTheme="majorHAnsi" w:cstheme="majorHAnsi"/>
-          <w:sz w:val="20"/>
-          <w:szCs w:val="20"/>
+          <w:sz w:val="18"/>
+          <w:szCs w:val="18"/>
           <w:lang w:eastAsia="pt-BR"/>
         </w:rPr>
         <w:t>duas testemunhas</w:t>
@@ -1562,8 +1451,8 @@
       <w:r>
         <w:rPr>
           <w:rFonts w:asciiTheme="majorHAnsi" w:eastAsia="Times New Roman" w:hAnsiTheme="majorHAnsi" w:cstheme="majorHAnsi"/>
-          <w:sz w:val="20"/>
-          <w:szCs w:val="20"/>
+          <w:sz w:val="18"/>
+          <w:szCs w:val="18"/>
           <w:lang w:eastAsia="pt-BR"/>
         </w:rPr>
         <w:t>, a tudo presentes,</w:t>
@@ -1571,8 +1460,8 @@
       <w:r>
         <w:rPr>
           <w:rFonts w:asciiTheme="majorHAnsi" w:eastAsia="Times New Roman" w:hAnsiTheme="majorHAnsi" w:cstheme="majorHAnsi"/>
-          <w:sz w:val="20"/>
-          <w:szCs w:val="20"/>
+          <w:sz w:val="18"/>
+          <w:szCs w:val="18"/>
           <w:lang w:eastAsia="pt-BR"/>
         </w:rPr>
         <w:t xml:space="preserve"> que também o subscrevem.</w:t>
@@ -1584,27 +1473,17 @@
         <w:jc w:val="center"/>
         <w:rPr>
           <w:rFonts w:cstheme="minorHAnsi"/>
+          <w:sz w:val="18"/>
+          <w:szCs w:val="18"/>
         </w:rPr>
       </w:pPr>
       <w:r>
         <w:rPr>
           <w:rFonts w:cstheme="minorHAnsi"/>
-        </w:rPr>
-        <w:t xml:space="preserve">                                                                                                                                         </w:t>
-      </w:r>
-      <w:r>
-        <w:rPr>
-          <w:rFonts w:cstheme="minorHAnsi"/>
-        </w:rPr>
-        <w:t xml:space="preserve">Concórdia/SC </w:t>
-      </w:r>
-      <w:r>
-        <w:rPr>
-          <w:rFonts w:cstheme="minorHAnsi"/>
-          <w:sz w:val="20"/>
-          <w:szCs w:val="20"/>
-        </w:rPr>
-        <w:t>{{data}}</w:t>
+          <w:sz w:val="18"/>
+          <w:szCs w:val="18"/>
+        </w:rPr>
+        <w:t xml:space="preserve">                                                                                                                                         Concórdia/SC {{data}}</w:t>
       </w:r>
     </w:p>
     <w:tbl>
@@ -1634,15 +1513,15 @@
             <w:pPr>
               <w:rPr>
                 <w:rFonts w:asciiTheme="majorHAnsi" w:hAnsiTheme="majorHAnsi" w:cstheme="majorHAnsi"/>
-                <w:sz w:val="20"/>
-                <w:szCs w:val="20"/>
+                <w:sz w:val="18"/>
+                <w:szCs w:val="18"/>
               </w:rPr>
             </w:pPr>
             <w:r>
               <w:rPr>
                 <w:rFonts w:asciiTheme="majorHAnsi" w:hAnsiTheme="majorHAnsi" w:cstheme="majorHAnsi"/>
-                <w:sz w:val="20"/>
-                <w:szCs w:val="20"/>
+                <w:sz w:val="18"/>
+                <w:szCs w:val="18"/>
               </w:rPr>
               <w:t>________________________________</w:t>
             </w:r>
@@ -1651,48 +1530,90 @@
             <w:pPr>
               <w:rPr>
                 <w:rFonts w:asciiTheme="majorHAnsi" w:hAnsiTheme="majorHAnsi" w:cstheme="majorHAnsi"/>
-                <w:sz w:val="20"/>
-                <w:szCs w:val="20"/>
+                <w:sz w:val="18"/>
+                <w:szCs w:val="18"/>
               </w:rPr>
             </w:pPr>
             <w:r>
               <w:rPr>
                 <w:rFonts w:asciiTheme="majorHAnsi" w:hAnsiTheme="majorHAnsi" w:cstheme="majorHAnsi"/>
-                <w:sz w:val="20"/>
-                <w:szCs w:val="20"/>
+                <w:sz w:val="18"/>
+                <w:szCs w:val="18"/>
               </w:rPr>
               <w:t xml:space="preserve">Cedente </w:t>
             </w:r>
             <w:proofErr w:type="gramStart"/>
             <w:r>
               <w:rPr>
-                <w:sz w:val="20"/>
-                <w:szCs w:val="20"/>
+                <w:sz w:val="18"/>
+                <w:szCs w:val="18"/>
               </w:rPr>
               <w:t>{{ nome</w:t>
             </w:r>
             <w:proofErr w:type="gramEnd"/>
             <w:r>
               <w:rPr>
-                <w:sz w:val="20"/>
-                <w:szCs w:val="20"/>
+                <w:sz w:val="18"/>
+                <w:szCs w:val="18"/>
               </w:rPr>
               <w:t xml:space="preserve"> }}</w:t>
             </w:r>
             <w:r>
               <w:rPr>
                 <w:rFonts w:asciiTheme="majorHAnsi" w:eastAsia="Times New Roman" w:hAnsiTheme="majorHAnsi" w:cstheme="majorHAnsi"/>
-                <w:sz w:val="20"/>
-                <w:szCs w:val="20"/>
+                <w:sz w:val="18"/>
+                <w:szCs w:val="18"/>
                 <w:lang w:eastAsia="pt-BR"/>
               </w:rPr>
-              <w:t xml:space="preserve"> </w:t>
+              <w:t xml:space="preserve">   </w:t>
+            </w:r>
+          </w:p>
+          <w:p>
+            <w:pPr>
+              <w:rPr>
+                <w:rFonts w:asciiTheme="majorHAnsi" w:hAnsiTheme="majorHAnsi" w:cstheme="majorHAnsi"/>
+                <w:b/>
+                <w:sz w:val="18"/>
+                <w:szCs w:val="18"/>
+              </w:rPr>
+            </w:pPr>
+            <w:r>
+              <w:rPr>
+                <w:rFonts w:asciiTheme="majorHAnsi" w:hAnsiTheme="majorHAnsi" w:cstheme="majorHAnsi"/>
+                <w:b/>
+                <w:sz w:val="18"/>
+                <w:szCs w:val="18"/>
+              </w:rPr>
+              <w:t xml:space="preserve">CPF/CNPJ: </w:t>
             </w:r>
             <w:r>
               <w:rPr>
+                <w:sz w:val="18"/>
+                <w:szCs w:val="18"/>
+              </w:rPr>
+              <w:t>{{</w:t>
+            </w:r>
+            <w:proofErr w:type="spellStart"/>
+            <w:r>
+              <w:rPr>
+                <w:sz w:val="18"/>
+                <w:szCs w:val="18"/>
+              </w:rPr>
+              <w:t>cpf_cnpj</w:t>
+            </w:r>
+            <w:proofErr w:type="spellEnd"/>
+            <w:r>
+              <w:rPr>
+                <w:sz w:val="18"/>
+                <w:szCs w:val="18"/>
+              </w:rPr>
+              <w:t>}}</w:t>
+            </w:r>
+            <w:r>
+              <w:rPr>
                 <w:rFonts w:asciiTheme="majorHAnsi" w:eastAsia="Times New Roman" w:hAnsiTheme="majorHAnsi" w:cstheme="majorHAnsi"/>
-                <w:sz w:val="20"/>
-                <w:szCs w:val="20"/>
+                <w:sz w:val="18"/>
+                <w:szCs w:val="18"/>
                 <w:lang w:eastAsia="pt-BR"/>
               </w:rPr>
               <w:t xml:space="preserve">  </w:t>
@@ -1703,68 +1624,8 @@
               <w:rPr>
                 <w:rFonts w:asciiTheme="majorHAnsi" w:hAnsiTheme="majorHAnsi" w:cstheme="majorHAnsi"/>
                 <w:b/>
-                <w:sz w:val="20"/>
-                <w:szCs w:val="20"/>
-              </w:rPr>
-            </w:pPr>
-            <w:r>
-              <w:rPr>
-                <w:rFonts w:asciiTheme="majorHAnsi" w:hAnsiTheme="majorHAnsi" w:cstheme="majorHAnsi"/>
-                <w:b/>
-                <w:sz w:val="20"/>
-                <w:szCs w:val="20"/>
-              </w:rPr>
-              <w:t>CPF/CNPJ:</w:t>
-            </w:r>
-            <w:r>
-              <w:rPr>
-                <w:rFonts w:asciiTheme="majorHAnsi" w:hAnsiTheme="majorHAnsi" w:cstheme="majorHAnsi"/>
-                <w:b/>
-                <w:sz w:val="20"/>
-                <w:szCs w:val="20"/>
-              </w:rPr>
-              <w:t xml:space="preserve"> </w:t>
-            </w:r>
-            <w:r>
-              <w:rPr>
-                <w:sz w:val="20"/>
-                <w:szCs w:val="20"/>
-              </w:rPr>
-              <w:t>{{</w:t>
-            </w:r>
-            <w:proofErr w:type="spellStart"/>
-            <w:r>
-              <w:rPr>
-                <w:sz w:val="20"/>
-                <w:szCs w:val="20"/>
-              </w:rPr>
-              <w:t>cpf_cnpj</w:t>
-            </w:r>
-            <w:proofErr w:type="spellEnd"/>
-            <w:r>
-              <w:rPr>
-                <w:sz w:val="20"/>
-                <w:szCs w:val="20"/>
-              </w:rPr>
-              <w:t>}}</w:t>
-            </w:r>
-            <w:r>
-              <w:rPr>
-                <w:rFonts w:asciiTheme="majorHAnsi" w:eastAsia="Times New Roman" w:hAnsiTheme="majorHAnsi" w:cstheme="majorHAnsi"/>
-                <w:sz w:val="20"/>
-                <w:szCs w:val="20"/>
-                <w:lang w:eastAsia="pt-BR"/>
-              </w:rPr>
-              <w:t xml:space="preserve">  </w:t>
-            </w:r>
-          </w:p>
-          <w:p>
-            <w:pPr>
-              <w:rPr>
-                <w:rFonts w:asciiTheme="majorHAnsi" w:hAnsiTheme="majorHAnsi" w:cstheme="majorHAnsi"/>
-                <w:b/>
-                <w:sz w:val="20"/>
-                <w:szCs w:val="20"/>
+                <w:sz w:val="18"/>
+                <w:szCs w:val="18"/>
               </w:rPr>
             </w:pPr>
           </w:p>
@@ -1773,8 +1634,8 @@
               <w:rPr>
                 <w:rFonts w:asciiTheme="majorHAnsi" w:hAnsiTheme="majorHAnsi" w:cstheme="majorHAnsi"/>
                 <w:b/>
-                <w:sz w:val="20"/>
-                <w:szCs w:val="20"/>
+                <w:sz w:val="18"/>
+                <w:szCs w:val="18"/>
               </w:rPr>
             </w:pPr>
           </w:p>
@@ -1787,15 +1648,15 @@
             <w:pPr>
               <w:rPr>
                 <w:rFonts w:asciiTheme="majorHAnsi" w:hAnsiTheme="majorHAnsi" w:cstheme="majorHAnsi"/>
-                <w:sz w:val="20"/>
-                <w:szCs w:val="20"/>
+                <w:sz w:val="18"/>
+                <w:szCs w:val="18"/>
               </w:rPr>
             </w:pPr>
             <w:r>
               <w:rPr>
                 <w:rFonts w:asciiTheme="majorHAnsi" w:hAnsiTheme="majorHAnsi" w:cstheme="majorHAnsi"/>
-                <w:sz w:val="20"/>
-                <w:szCs w:val="20"/>
+                <w:sz w:val="18"/>
+                <w:szCs w:val="18"/>
               </w:rPr>
               <w:t>________________________________</w:t>
             </w:r>
@@ -1809,31 +1670,31 @@
               <w:jc w:val="both"/>
               <w:rPr>
                 <w:rFonts w:asciiTheme="majorHAnsi" w:hAnsiTheme="majorHAnsi" w:cstheme="majorHAnsi"/>
-                <w:sz w:val="20"/>
-                <w:szCs w:val="20"/>
+                <w:sz w:val="18"/>
+                <w:szCs w:val="18"/>
               </w:rPr>
             </w:pPr>
             <w:r>
               <w:rPr>
                 <w:rFonts w:asciiTheme="majorHAnsi" w:hAnsiTheme="majorHAnsi" w:cstheme="majorHAnsi"/>
-                <w:sz w:val="20"/>
-                <w:szCs w:val="20"/>
+                <w:sz w:val="18"/>
+                <w:szCs w:val="18"/>
               </w:rPr>
               <w:t>Cessionária</w:t>
             </w:r>
             <w:r>
               <w:rPr>
                 <w:rFonts w:asciiTheme="majorHAnsi" w:hAnsiTheme="majorHAnsi" w:cstheme="majorHAnsi"/>
-                <w:sz w:val="20"/>
-                <w:szCs w:val="20"/>
+                <w:sz w:val="18"/>
+                <w:szCs w:val="18"/>
               </w:rPr>
               <w:t xml:space="preserve">: </w:t>
             </w:r>
             <w:r>
               <w:rPr>
                 <w:rFonts w:asciiTheme="majorHAnsi" w:eastAsia="Times New Roman" w:hAnsiTheme="majorHAnsi" w:cstheme="majorHAnsi"/>
-                <w:sz w:val="20"/>
-                <w:szCs w:val="20"/>
+                <w:sz w:val="18"/>
+                <w:szCs w:val="18"/>
                 <w:lang w:eastAsia="pt-BR"/>
               </w:rPr>
               <w:t xml:space="preserve">MUNARETTO ELETRIFICAÇÕES </w:t>
@@ -1841,8 +1702,8 @@
             <w:r>
               <w:rPr>
                 <w:rFonts w:asciiTheme="majorHAnsi" w:eastAsia="Times New Roman" w:hAnsiTheme="majorHAnsi" w:cstheme="majorHAnsi"/>
-                <w:sz w:val="20"/>
-                <w:szCs w:val="20"/>
+                <w:sz w:val="18"/>
+                <w:szCs w:val="18"/>
                 <w:lang w:eastAsia="pt-BR"/>
               </w:rPr>
               <w:t>LTDA</w:t>
@@ -1854,16 +1715,16 @@
               <w:rPr>
                 <w:rFonts w:asciiTheme="majorHAnsi" w:hAnsiTheme="majorHAnsi" w:cstheme="majorHAnsi"/>
                 <w:b/>
-                <w:sz w:val="20"/>
-                <w:szCs w:val="20"/>
+                <w:sz w:val="18"/>
+                <w:szCs w:val="18"/>
               </w:rPr>
             </w:pPr>
             <w:r>
               <w:rPr>
                 <w:rFonts w:asciiTheme="majorHAnsi" w:hAnsiTheme="majorHAnsi" w:cstheme="majorHAnsi"/>
                 <w:b/>
-                <w:sz w:val="20"/>
-                <w:szCs w:val="20"/>
+                <w:sz w:val="18"/>
+                <w:szCs w:val="18"/>
               </w:rPr>
               <w:t>CNPJ:</w:t>
             </w:r>
@@ -1871,16 +1732,16 @@
               <w:rPr>
                 <w:rFonts w:asciiTheme="majorHAnsi" w:hAnsiTheme="majorHAnsi" w:cstheme="majorHAnsi"/>
                 <w:b/>
-                <w:sz w:val="20"/>
-                <w:szCs w:val="20"/>
+                <w:sz w:val="18"/>
+                <w:szCs w:val="18"/>
               </w:rPr>
               <w:t xml:space="preserve"> </w:t>
             </w:r>
             <w:r>
               <w:rPr>
                 <w:rFonts w:asciiTheme="majorHAnsi" w:eastAsia="Times New Roman" w:hAnsiTheme="majorHAnsi" w:cstheme="majorHAnsi"/>
-                <w:sz w:val="20"/>
-                <w:szCs w:val="20"/>
+                <w:sz w:val="18"/>
+                <w:szCs w:val="18"/>
                 <w:lang w:eastAsia="pt-BR"/>
               </w:rPr>
               <w:t>27.662.805/0001-57</w:t>
@@ -1892,8 +1753,8 @@
               <w:rPr>
                 <w:rFonts w:asciiTheme="majorHAnsi" w:hAnsiTheme="majorHAnsi" w:cstheme="majorHAnsi"/>
                 <w:b/>
-                <w:sz w:val="20"/>
-                <w:szCs w:val="20"/>
+                <w:sz w:val="18"/>
+                <w:szCs w:val="18"/>
               </w:rPr>
             </w:pPr>
           </w:p>
@@ -1908,15 +1769,15 @@
             <w:pPr>
               <w:rPr>
                 <w:rFonts w:asciiTheme="majorHAnsi" w:hAnsiTheme="majorHAnsi" w:cstheme="majorHAnsi"/>
-                <w:sz w:val="20"/>
-                <w:szCs w:val="20"/>
+                <w:sz w:val="18"/>
+                <w:szCs w:val="18"/>
               </w:rPr>
             </w:pPr>
             <w:r>
               <w:rPr>
                 <w:rFonts w:asciiTheme="majorHAnsi" w:hAnsiTheme="majorHAnsi" w:cstheme="majorHAnsi"/>
-                <w:sz w:val="20"/>
-                <w:szCs w:val="20"/>
+                <w:sz w:val="18"/>
+                <w:szCs w:val="18"/>
               </w:rPr>
               <w:t>________________________________</w:t>
             </w:r>
@@ -1925,15 +1786,15 @@
             <w:pPr>
               <w:rPr>
                 <w:rFonts w:asciiTheme="majorHAnsi" w:hAnsiTheme="majorHAnsi" w:cstheme="majorHAnsi"/>
-                <w:sz w:val="20"/>
-                <w:szCs w:val="20"/>
+                <w:sz w:val="18"/>
+                <w:szCs w:val="18"/>
               </w:rPr>
             </w:pPr>
             <w:r>
               <w:rPr>
                 <w:rFonts w:asciiTheme="majorHAnsi" w:hAnsiTheme="majorHAnsi" w:cstheme="majorHAnsi"/>
-                <w:sz w:val="20"/>
-                <w:szCs w:val="20"/>
+                <w:sz w:val="18"/>
+                <w:szCs w:val="18"/>
               </w:rPr>
               <w:t>Testemunha:</w:t>
             </w:r>
@@ -1942,16 +1803,16 @@
             <w:pPr>
               <w:rPr>
                 <w:rFonts w:asciiTheme="majorHAnsi" w:hAnsiTheme="majorHAnsi" w:cstheme="majorHAnsi"/>
-                <w:sz w:val="20"/>
-                <w:szCs w:val="20"/>
+                <w:sz w:val="18"/>
+                <w:szCs w:val="18"/>
               </w:rPr>
             </w:pPr>
             <w:r>
               <w:rPr>
                 <w:rFonts w:asciiTheme="majorHAnsi" w:hAnsiTheme="majorHAnsi" w:cstheme="majorHAnsi"/>
                 <w:b/>
-                <w:sz w:val="20"/>
-                <w:szCs w:val="20"/>
+                <w:sz w:val="18"/>
+                <w:szCs w:val="18"/>
               </w:rPr>
               <w:t>CPF:</w:t>
             </w:r>
@@ -1965,15 +1826,15 @@
             <w:pPr>
               <w:rPr>
                 <w:rFonts w:asciiTheme="majorHAnsi" w:hAnsiTheme="majorHAnsi" w:cstheme="majorHAnsi"/>
-                <w:sz w:val="20"/>
-                <w:szCs w:val="20"/>
+                <w:sz w:val="18"/>
+                <w:szCs w:val="18"/>
               </w:rPr>
             </w:pPr>
             <w:r>
               <w:rPr>
                 <w:rFonts w:asciiTheme="majorHAnsi" w:hAnsiTheme="majorHAnsi" w:cstheme="majorHAnsi"/>
-                <w:sz w:val="20"/>
-                <w:szCs w:val="20"/>
+                <w:sz w:val="18"/>
+                <w:szCs w:val="18"/>
               </w:rPr>
               <w:t>________________________________</w:t>
             </w:r>
@@ -1982,15 +1843,15 @@
             <w:pPr>
               <w:rPr>
                 <w:rFonts w:asciiTheme="majorHAnsi" w:hAnsiTheme="majorHAnsi" w:cstheme="majorHAnsi"/>
-                <w:sz w:val="20"/>
-                <w:szCs w:val="20"/>
+                <w:sz w:val="18"/>
+                <w:szCs w:val="18"/>
               </w:rPr>
             </w:pPr>
             <w:r>
               <w:rPr>
                 <w:rFonts w:asciiTheme="majorHAnsi" w:hAnsiTheme="majorHAnsi" w:cstheme="majorHAnsi"/>
-                <w:sz w:val="20"/>
-                <w:szCs w:val="20"/>
+                <w:sz w:val="18"/>
+                <w:szCs w:val="18"/>
               </w:rPr>
               <w:t>Testemunha:</w:t>
             </w:r>
@@ -2000,16 +1861,16 @@
               <w:rPr>
                 <w:rFonts w:asciiTheme="majorHAnsi" w:hAnsiTheme="majorHAnsi" w:cstheme="majorHAnsi"/>
                 <w:b/>
-                <w:sz w:val="20"/>
-                <w:szCs w:val="20"/>
+                <w:sz w:val="18"/>
+                <w:szCs w:val="18"/>
               </w:rPr>
             </w:pPr>
             <w:r>
               <w:rPr>
                 <w:rFonts w:asciiTheme="majorHAnsi" w:hAnsiTheme="majorHAnsi" w:cstheme="majorHAnsi"/>
                 <w:b/>
-                <w:sz w:val="20"/>
-                <w:szCs w:val="20"/>
+                <w:sz w:val="18"/>
+                <w:szCs w:val="18"/>
               </w:rPr>
               <w:t>CPF:</w:t>
             </w:r>
@@ -2018,8 +1879,8 @@
             <w:pPr>
               <w:rPr>
                 <w:rFonts w:asciiTheme="majorHAnsi" w:hAnsiTheme="majorHAnsi" w:cstheme="majorHAnsi"/>
-                <w:sz w:val="20"/>
-                <w:szCs w:val="20"/>
+                <w:sz w:val="18"/>
+                <w:szCs w:val="18"/>
               </w:rPr>
             </w:pPr>
           </w:p>
